--- a/fiction/threads/aeirn/avon/archive_avon_52-05.docx
+++ b/fiction/threads/aeirn/avon/archive_avon_52-05.docx
@@ -1,809 +1,2088 @@
 
 <file path=word/document.xml><?xml version="1.0" encoding="utf-8"?>
-<w:document xmlns:o="urn:schemas-microsoft-com:office:office" xmlns:r="http://schemas.openxmlformats.org/officeDocument/2006/relationships" xmlns:v="urn:schemas-microsoft-com:vml" xmlns:w="http://schemas.openxmlformats.org/wordprocessingml/2006/main" xmlns:w10="urn:schemas-microsoft-com:office:word" xmlns:wp="http://schemas.openxmlformats.org/drawingml/2006/wordprocessingDrawing" xmlns:wps="http://schemas.microsoft.com/office/word/2010/wordprocessingShape" xmlns:wpg="http://schemas.microsoft.com/office/word/2010/wordprocessingGroup" xmlns:mc="http://schemas.openxmlformats.org/markup-compatibility/2006" xmlns:wp14="http://schemas.microsoft.com/office/word/2010/wordprocessingDrawing" xmlns:w14="http://schemas.microsoft.com/office/word/2010/wordml" xmlns:w15="http://schemas.microsoft.com/office/word/2012/wordml" mc:Ignorable="w14 wp14 w15">
+<w:document xmlns:wpc="http://schemas.microsoft.com/office/word/2010/wordprocessingCanvas" xmlns:cx="http://schemas.microsoft.com/office/drawing/2014/chartex" xmlns:cx1="http://schemas.microsoft.com/office/drawing/2015/9/8/chartex" xmlns:cx2="http://schemas.microsoft.com/office/drawing/2015/10/21/chartex" xmlns:cx3="http://schemas.microsoft.com/office/drawing/2016/5/9/chartex" xmlns:cx4="http://schemas.microsoft.com/office/drawing/2016/5/10/chartex" xmlns:cx5="http://schemas.microsoft.com/office/drawing/2016/5/11/chartex" xmlns:cx6="http://schemas.microsoft.com/office/drawing/2016/5/12/chartex" xmlns:cx7="http://schemas.microsoft.com/office/drawing/2016/5/13/chartex" xmlns:cx8="http://schemas.microsoft.com/office/drawing/2016/5/14/chartex" xmlns:mc="http://schemas.openxmlformats.org/markup-compatibility/2006" xmlns:aink="http://schemas.microsoft.com/office/drawing/2016/ink" xmlns:am3d="http://schemas.microsoft.com/office/drawing/2017/model3d" xmlns:o="urn:schemas-microsoft-com:office:office" xmlns:oel="http://schemas.microsoft.com/office/2019/extlst" xmlns:r="http://schemas.openxmlformats.org/officeDocument/2006/relationships" xmlns:m="http://schemas.openxmlformats.org/officeDocument/2006/math" xmlns:v="urn:schemas-microsoft-com:vml" xmlns:wp14="http://schemas.microsoft.com/office/word/2010/wordprocessingDrawing" xmlns:wp="http://schemas.openxmlformats.org/drawingml/2006/wordprocessingDrawing" xmlns:w10="urn:schemas-microsoft-com:office:word" xmlns:w="http://schemas.openxmlformats.org/wordprocessingml/2006/main" xmlns:w14="http://schemas.microsoft.com/office/word/2010/wordml" xmlns:w15="http://schemas.microsoft.com/office/word/2012/wordml" xmlns:w16cex="http://schemas.microsoft.com/office/word/2018/wordml/cex" xmlns:w16cid="http://schemas.microsoft.com/office/word/2016/wordml/cid" xmlns:w16="http://schemas.microsoft.com/office/word/2018/wordml" xmlns:w16du="http://schemas.microsoft.com/office/word/2023/wordml/word16du" xmlns:w16sdtdh="http://schemas.microsoft.com/office/word/2020/wordml/sdtdatahash" xmlns:w16sdtfl="http://schemas.microsoft.com/office/word/2024/wordml/sdtformatlock" xmlns:w16se="http://schemas.microsoft.com/office/word/2015/wordml/symex" xmlns:wpg="http://schemas.microsoft.com/office/word/2010/wordprocessingGroup" xmlns:wpi="http://schemas.microsoft.com/office/word/2010/wordprocessingInk" xmlns:wne="http://schemas.microsoft.com/office/word/2006/wordml" xmlns:wps="http://schemas.microsoft.com/office/word/2010/wordprocessingShape" mc:Ignorable="w14 w15 w16se w16cid w16 w16cex w16sdtdh w16sdtfl w16du wp14">
   <w:body>
     <w:p>
       <w:pPr>
-        <w:pStyle w:val="Normal"/>
-        <w:bidi w:val="0"/>
-        <w:spacing w:lineRule="atLeast" w:line="300" w:before="0" w:after="0"/>
-        <w:ind w:hanging="0" w:start="0" w:end="0"/>
+        <w:spacing w:line="300" w:lineRule="atLeast"/>
         <w:jc w:val="both"/>
         <w:rPr>
-          <w:rFonts w:ascii="AvantGarde Bk BT" w:hAnsi="AvantGarde Bk BT" w:eastAsia="AvantGarde Bk BT" w:cs="AvantGarde Bk BT"/>
-          <w:color w:val="000000"/>
-          <w:sz w:val="20"/>
-          <w:szCs w:val="20"/>
-          <w:lang w:val="en-US"/>
+          <w:rFonts w:ascii="Montserrat" w:eastAsia="AvantGarde Bk BT" w:hAnsi="Montserrat" w:cs="AvantGarde Bk BT"/>
+          <w:color w:val="000000"/>
+          <w:sz w:val="24"/>
+          <w:szCs w:val="20"/>
         </w:rPr>
       </w:pPr>
       <w:r>
         <w:rPr>
-          <w:rFonts w:eastAsia="AvantGarde Bk BT" w:cs="AvantGarde Bk BT" w:ascii="AvantGarde Bk BT" w:hAnsi="AvantGarde Bk BT"/>
-          <w:color w:val="000000"/>
-          <w:sz w:val="20"/>
-          <w:szCs w:val="20"/>
-          <w:lang w:val="en-US"/>
+          <w:rFonts w:ascii="Montserrat" w:eastAsia="AvantGarde Bk BT" w:hAnsi="Montserrat" w:cs="AvantGarde Bk BT"/>
+          <w:color w:val="000000"/>
+          <w:sz w:val="24"/>
+          <w:szCs w:val="20"/>
         </w:rPr>
         <w:t>DAVID AES \AVON MNAO \ AVON0525</w:t>
       </w:r>
     </w:p>
     <w:p>
       <w:pPr>
-        <w:pStyle w:val="Normal"/>
-        <w:bidi w:val="0"/>
-        <w:spacing w:lineRule="atLeast" w:line="300" w:before="0" w:after="0"/>
-        <w:ind w:hanging="0" w:start="0" w:end="0"/>
+        <w:spacing w:line="300" w:lineRule="atLeast"/>
         <w:jc w:val="both"/>
         <w:rPr>
-          <w:rFonts w:ascii="AvantGarde Bk BT" w:hAnsi="AvantGarde Bk BT" w:eastAsia="AvantGarde Bk BT" w:cs="AvantGarde Bk BT"/>
-          <w:color w:val="000000"/>
-          <w:sz w:val="20"/>
-          <w:szCs w:val="20"/>
-          <w:lang w:val="en-US"/>
+          <w:rFonts w:ascii="Montserrat" w:eastAsia="AvantGarde Bk BT" w:hAnsi="Montserrat" w:cs="AvantGarde Bk BT"/>
+          <w:color w:val="000000"/>
+          <w:sz w:val="24"/>
+          <w:szCs w:val="20"/>
         </w:rPr>
       </w:pPr>
-      <w:r>
-        <w:rPr/>
-      </w:r>
     </w:p>
     <w:p>
       <w:pPr>
-        <w:pStyle w:val="Normal"/>
-        <w:bidi w:val="0"/>
-        <w:spacing w:lineRule="atLeast" w:line="300" w:before="0" w:after="0"/>
-        <w:ind w:hanging="0" w:start="0" w:end="0"/>
+        <w:spacing w:line="300" w:lineRule="atLeast"/>
         <w:jc w:val="both"/>
         <w:rPr>
-          <w:rFonts w:ascii="AvantGarde Bk BT" w:hAnsi="AvantGarde Bk BT" w:eastAsia="AvantGarde Bk BT" w:cs="AvantGarde Bk BT"/>
-          <w:color w:val="000000"/>
-          <w:sz w:val="20"/>
-          <w:szCs w:val="20"/>
-          <w:lang w:val="en-US"/>
+          <w:rFonts w:ascii="Montserrat" w:eastAsia="AvantGarde Bk BT" w:hAnsi="Montserrat" w:cs="AvantGarde Bk BT"/>
+          <w:color w:val="000000"/>
+          <w:sz w:val="24"/>
+          <w:szCs w:val="20"/>
         </w:rPr>
       </w:pPr>
       <w:r>
         <w:rPr>
-          <w:rFonts w:eastAsia="AvantGarde Bk BT" w:cs="AvantGarde Bk BT" w:ascii="AvantGarde Bk BT" w:hAnsi="AvantGarde Bk BT"/>
-          <w:color w:val="000000"/>
-          <w:sz w:val="20"/>
-          <w:szCs w:val="20"/>
-          <w:lang w:val="en-US"/>
+          <w:rFonts w:ascii="Montserrat" w:eastAsia="AvantGarde Bk BT" w:hAnsi="Montserrat" w:cs="AvantGarde Bk BT"/>
+          <w:color w:val="000000"/>
+          <w:sz w:val="24"/>
+          <w:szCs w:val="20"/>
         </w:rPr>
         <w:t>avon mnai - 00 -- 08</w:t>
       </w:r>
     </w:p>
     <w:p>
       <w:pPr>
-        <w:pStyle w:val="Normal"/>
-        <w:bidi w:val="0"/>
-        <w:spacing w:lineRule="atLeast" w:line="300" w:before="0" w:after="0"/>
-        <w:ind w:hanging="0" w:start="0" w:end="0"/>
+        <w:spacing w:line="300" w:lineRule="atLeast"/>
         <w:jc w:val="both"/>
         <w:rPr>
-          <w:rFonts w:ascii="AvantGarde Bk BT" w:hAnsi="AvantGarde Bk BT" w:eastAsia="AvantGarde Bk BT" w:cs="AvantGarde Bk BT"/>
-          <w:color w:val="000000"/>
-          <w:sz w:val="20"/>
-          <w:szCs w:val="20"/>
-          <w:lang w:val="en-US"/>
+          <w:rFonts w:ascii="Montserrat" w:eastAsia="AvantGarde Bk BT" w:hAnsi="Montserrat" w:cs="AvantGarde Bk BT"/>
+          <w:color w:val="000000"/>
+          <w:sz w:val="24"/>
+          <w:szCs w:val="20"/>
         </w:rPr>
       </w:pPr>
-      <w:r>
-        <w:rPr/>
-      </w:r>
     </w:p>
     <w:p>
       <w:pPr>
-        <w:pStyle w:val="Normal"/>
-        <w:bidi w:val="0"/>
-        <w:spacing w:lineRule="atLeast" w:line="300" w:before="0" w:after="0"/>
-        <w:ind w:hanging="0" w:start="0" w:end="0"/>
+        <w:spacing w:line="300" w:lineRule="atLeast"/>
         <w:jc w:val="both"/>
         <w:rPr>
-          <w:rFonts w:ascii="AvantGarde Bk BT" w:hAnsi="AvantGarde Bk BT" w:eastAsia="AvantGarde Bk BT" w:cs="AvantGarde Bk BT"/>
-          <w:color w:val="000000"/>
-          <w:sz w:val="20"/>
-          <w:szCs w:val="20"/>
-          <w:lang w:val="en-US"/>
+          <w:rFonts w:ascii="Montserrat" w:eastAsia="AvantGarde Bk BT" w:hAnsi="Montserrat" w:cs="AvantGarde Bk BT"/>
+          <w:color w:val="000000"/>
+          <w:sz w:val="24"/>
+          <w:szCs w:val="20"/>
         </w:rPr>
       </w:pPr>
       <w:r>
         <w:rPr>
-          <w:rFonts w:eastAsia="AvantGarde Bk BT" w:cs="AvantGarde Bk BT" w:ascii="AvantGarde Bk BT" w:hAnsi="AvantGarde Bk BT"/>
-          <w:color w:val="000000"/>
-          <w:sz w:val="20"/>
-          <w:szCs w:val="20"/>
-          <w:lang w:val="en-US"/>
+          <w:rFonts w:ascii="Montserrat" w:eastAsia="AvantGarde Bk BT" w:hAnsi="Montserrat" w:cs="AvantGarde Bk BT"/>
+          <w:color w:val="000000"/>
+          <w:sz w:val="24"/>
+          <w:szCs w:val="20"/>
         </w:rPr>
         <w:t>00 -</w:t>
+      </w:r>
+      <w:r>
+        <w:rPr>
+          <w:rFonts w:ascii="Montserrat" w:eastAsia="AvantGarde Bk BT" w:hAnsi="Montserrat" w:cs="AvantGarde Bk BT"/>
+          <w:color w:val="000000"/>
+          <w:sz w:val="24"/>
+          <w:szCs w:val="20"/>
+        </w:rPr>
         <w:tab/>
         <w:t>arrival</w:t>
-        <w:tab/>
+      </w:r>
+      <w:r>
+        <w:rPr>
+          <w:rFonts w:ascii="Montserrat" w:eastAsia="AvantGarde Bk BT" w:hAnsi="Montserrat" w:cs="AvantGarde Bk BT"/>
+          <w:color w:val="000000"/>
+          <w:sz w:val="24"/>
+          <w:szCs w:val="20"/>
+        </w:rPr>
+        <w:tab/>
+      </w:r>
+      <w:r>
+        <w:rPr>
+          <w:rFonts w:ascii="Montserrat" w:eastAsia="AvantGarde Bk BT" w:hAnsi="Montserrat" w:cs="AvantGarde Bk BT"/>
+          <w:color w:val="000000"/>
+          <w:sz w:val="24"/>
+          <w:szCs w:val="20"/>
+        </w:rPr>
         <w:tab/>
         <w:t>cg avonaeve</w:t>
       </w:r>
     </w:p>
     <w:p>
       <w:pPr>
-        <w:pStyle w:val="Normal"/>
-        <w:bidi w:val="0"/>
-        <w:spacing w:lineRule="atLeast" w:line="300" w:before="0" w:after="0"/>
-        <w:ind w:hanging="0" w:start="2880" w:end="0"/>
+        <w:spacing w:line="300" w:lineRule="atLeast"/>
+        <w:ind w:left="2880"/>
         <w:jc w:val="both"/>
         <w:rPr>
-          <w:rFonts w:ascii="AvantGarde Bk BT" w:hAnsi="AvantGarde Bk BT" w:eastAsia="AvantGarde Bk BT" w:cs="AvantGarde Bk BT"/>
-          <w:i/>
+          <w:rFonts w:ascii="Montserrat" w:eastAsia="AvantGarde Bk BT" w:hAnsi="Montserrat" w:cs="AvantGarde Bk BT"/>
           <w:i/>
           <w:iCs/>
           <w:color w:val="000000"/>
-          <w:sz w:val="20"/>
-          <w:szCs w:val="20"/>
-          <w:lang w:val="en-US"/>
+          <w:sz w:val="24"/>
+          <w:szCs w:val="20"/>
         </w:rPr>
       </w:pPr>
       <w:r>
         <w:rPr>
-          <w:rFonts w:eastAsia="AvantGarde Bk BT" w:cs="AvantGarde Bk BT" w:ascii="AvantGarde Bk BT" w:hAnsi="AvantGarde Bk BT"/>
+          <w:rFonts w:ascii="Montserrat" w:eastAsia="AvantGarde Bk BT" w:hAnsi="Montserrat" w:cs="AvantGarde Bk BT"/>
           <w:i/>
           <w:iCs/>
           <w:color w:val="000000"/>
-          <w:sz w:val="20"/>
-          <w:szCs w:val="20"/>
-          <w:lang w:val="en-US"/>
+          <w:sz w:val="24"/>
+          <w:szCs w:val="20"/>
         </w:rPr>
         <w:t>aeve distracted herself from entertaining her fears during her journey. a distraction of the senses, as she explored the ship's slight of hand faster than light travel.~</w:t>
       </w:r>
     </w:p>
     <w:p>
       <w:pPr>
-        <w:pStyle w:val="Normal"/>
-        <w:bidi w:val="0"/>
-        <w:spacing w:lineRule="atLeast" w:line="300" w:before="0" w:after="0"/>
-        <w:ind w:hanging="0" w:start="2880" w:end="0"/>
+        <w:spacing w:line="300" w:lineRule="atLeast"/>
+        <w:ind w:left="2880"/>
         <w:jc w:val="both"/>
         <w:rPr>
-          <w:rFonts w:ascii="AvantGarde Bk BT" w:hAnsi="AvantGarde Bk BT" w:eastAsia="AvantGarde Bk BT" w:cs="AvantGarde Bk BT"/>
-          <w:i/>
+          <w:rFonts w:ascii="Montserrat" w:eastAsia="AvantGarde Bk BT" w:hAnsi="Montserrat" w:cs="AvantGarde Bk BT"/>
           <w:i/>
           <w:iCs/>
           <w:color w:val="000000"/>
-          <w:sz w:val="20"/>
-          <w:szCs w:val="20"/>
-          <w:lang w:val="en-US"/>
+          <w:sz w:val="24"/>
+          <w:szCs w:val="20"/>
         </w:rPr>
       </w:pPr>
       <w:r>
         <w:rPr>
-          <w:rFonts w:eastAsia="AvantGarde Bk BT" w:cs="AvantGarde Bk BT" w:ascii="AvantGarde Bk BT" w:hAnsi="AvantGarde Bk BT"/>
+          <w:rFonts w:ascii="Montserrat" w:eastAsia="AvantGarde Bk BT" w:hAnsi="Montserrat" w:cs="AvantGarde Bk BT"/>
           <w:i/>
           <w:iCs/>
           <w:color w:val="000000"/>
-          <w:sz w:val="20"/>
-          <w:szCs w:val="20"/>
-          <w:lang w:val="en-US"/>
+          <w:sz w:val="24"/>
+          <w:szCs w:val="20"/>
         </w:rPr>
         <w:t>her ship entered orbit at ao'azhea.~</w:t>
       </w:r>
     </w:p>
     <w:p>
       <w:pPr>
-        <w:pStyle w:val="Normal"/>
-        <w:bidi w:val="0"/>
-        <w:spacing w:lineRule="atLeast" w:line="300" w:before="0" w:after="0"/>
-        <w:ind w:hanging="0" w:start="2880" w:end="0"/>
+        <w:spacing w:line="300" w:lineRule="atLeast"/>
+        <w:ind w:left="2880"/>
         <w:jc w:val="both"/>
         <w:rPr>
-          <w:rFonts w:ascii="AvantGarde Bk BT" w:hAnsi="AvantGarde Bk BT" w:eastAsia="AvantGarde Bk BT" w:cs="AvantGarde Bk BT"/>
-          <w:i/>
+          <w:rFonts w:ascii="Montserrat" w:eastAsia="AvantGarde Bk BT" w:hAnsi="Montserrat" w:cs="AvantGarde Bk BT"/>
           <w:i/>
           <w:iCs/>
           <w:color w:val="000000"/>
-          <w:sz w:val="20"/>
-          <w:szCs w:val="20"/>
-          <w:lang w:val="en-US"/>
+          <w:sz w:val="24"/>
+          <w:szCs w:val="20"/>
         </w:rPr>
       </w:pPr>
       <w:r>
         <w:rPr>
-          <w:rFonts w:eastAsia="AvantGarde Bk BT" w:cs="AvantGarde Bk BT" w:ascii="AvantGarde Bk BT" w:hAnsi="AvantGarde Bk BT"/>
+          <w:rFonts w:ascii="Montserrat" w:eastAsia="AvantGarde Bk BT" w:hAnsi="Montserrat" w:cs="AvantGarde Bk BT"/>
           <w:i/>
           <w:iCs/>
           <w:color w:val="000000"/>
-          <w:sz w:val="20"/>
-          <w:szCs w:val="20"/>
-          <w:lang w:val="en-US"/>
+          <w:sz w:val="24"/>
+          <w:szCs w:val="20"/>
         </w:rPr>
         <w:t>upon disembarking, aeve learned that her mother had been denied permission to leave the surface to meet up with her.~</w:t>
       </w:r>
     </w:p>
     <w:p>
       <w:pPr>
-        <w:pStyle w:val="Normal"/>
-        <w:bidi w:val="0"/>
-        <w:spacing w:lineRule="atLeast" w:line="300" w:before="0" w:after="0"/>
-        <w:ind w:hanging="0" w:start="2880" w:end="0"/>
+        <w:spacing w:line="300" w:lineRule="atLeast"/>
+        <w:ind w:left="2880"/>
         <w:jc w:val="both"/>
         <w:rPr>
-          <w:rFonts w:ascii="AvantGarde Bk BT" w:hAnsi="AvantGarde Bk BT" w:eastAsia="AvantGarde Bk BT" w:cs="AvantGarde Bk BT"/>
-          <w:i/>
+          <w:rFonts w:ascii="Montserrat" w:eastAsia="AvantGarde Bk BT" w:hAnsi="Montserrat" w:cs="AvantGarde Bk BT"/>
           <w:i/>
           <w:iCs/>
           <w:color w:val="000000"/>
-          <w:sz w:val="20"/>
-          <w:szCs w:val="20"/>
-          <w:lang w:val="en-US"/>
+          <w:sz w:val="24"/>
+          <w:szCs w:val="20"/>
         </w:rPr>
       </w:pPr>
       <w:r>
         <w:rPr>
-          <w:rFonts w:eastAsia="AvantGarde Bk BT" w:cs="AvantGarde Bk BT" w:ascii="AvantGarde Bk BT" w:hAnsi="AvantGarde Bk BT"/>
+          <w:rFonts w:ascii="Montserrat" w:eastAsia="AvantGarde Bk BT" w:hAnsi="Montserrat" w:cs="AvantGarde Bk BT"/>
           <w:i/>
           <w:iCs/>
           <w:color w:val="000000"/>
-          <w:sz w:val="20"/>
-          <w:szCs w:val="20"/>
-          <w:lang w:val="en-US"/>
+          <w:sz w:val="24"/>
+          <w:szCs w:val="20"/>
         </w:rPr>
         <w:t>alone, aeve had to negotiate the complex interface between her native and adopted cultures to reach her port.~</w:t>
       </w:r>
     </w:p>
     <w:p>
       <w:pPr>
-        <w:pStyle w:val="Normal"/>
-        <w:bidi w:val="0"/>
-        <w:spacing w:lineRule="atLeast" w:line="300" w:before="0" w:after="0"/>
-        <w:ind w:hanging="0" w:start="2880" w:end="0"/>
+        <w:spacing w:line="300" w:lineRule="atLeast"/>
+        <w:ind w:left="2880"/>
         <w:jc w:val="both"/>
         <w:rPr>
-          <w:rFonts w:ascii="AvantGarde Bk BT" w:hAnsi="AvantGarde Bk BT" w:eastAsia="AvantGarde Bk BT" w:cs="AvantGarde Bk BT"/>
-          <w:i/>
+          <w:rFonts w:ascii="Montserrat" w:eastAsia="AvantGarde Bk BT" w:hAnsi="Montserrat" w:cs="AvantGarde Bk BT"/>
           <w:i/>
           <w:iCs/>
           <w:color w:val="000000"/>
-          <w:sz w:val="20"/>
-          <w:szCs w:val="20"/>
-          <w:lang w:val="en-US"/>
+          <w:sz w:val="24"/>
+          <w:szCs w:val="20"/>
         </w:rPr>
       </w:pPr>
       <w:r>
         <w:rPr>
-          <w:rFonts w:eastAsia="AvantGarde Bk BT" w:cs="AvantGarde Bk BT" w:ascii="AvantGarde Bk BT" w:hAnsi="AvantGarde Bk BT"/>
+          <w:rFonts w:ascii="Montserrat" w:eastAsia="AvantGarde Bk BT" w:hAnsi="Montserrat" w:cs="AvantGarde Bk BT"/>
           <w:i/>
           <w:iCs/>
           <w:color w:val="000000"/>
-          <w:sz w:val="20"/>
-          <w:szCs w:val="20"/>
-          <w:lang w:val="en-US"/>
+          <w:sz w:val="24"/>
+          <w:szCs w:val="20"/>
         </w:rPr>
         <w:t>avon had been sued, on setting foot on ao'azhea, to prove herself for dai. she would not be allowed to leave the surface, except under her own power for the test of dai, until the suit was resolved.~</w:t>
       </w:r>
     </w:p>
     <w:p>
       <w:pPr>
-        <w:pStyle w:val="Normal"/>
-        <w:bidi w:val="0"/>
-        <w:spacing w:lineRule="atLeast" w:line="300" w:before="0" w:after="0"/>
-        <w:ind w:hanging="0" w:start="0" w:end="0"/>
+        <w:spacing w:line="300" w:lineRule="atLeast"/>
         <w:jc w:val="both"/>
         <w:rPr>
-          <w:rFonts w:ascii="AvantGarde Bk BT" w:hAnsi="AvantGarde Bk BT" w:eastAsia="AvantGarde Bk BT" w:cs="AvantGarde Bk BT"/>
-          <w:color w:val="000000"/>
-          <w:sz w:val="20"/>
-          <w:szCs w:val="20"/>
-          <w:lang w:val="en-US"/>
+          <w:rFonts w:ascii="Montserrat" w:eastAsia="AvantGarde Bk BT" w:hAnsi="Montserrat" w:cs="AvantGarde Bk BT"/>
+          <w:color w:val="000000"/>
+          <w:sz w:val="24"/>
+          <w:szCs w:val="20"/>
         </w:rPr>
       </w:pPr>
       <w:r>
         <w:rPr>
-          <w:rFonts w:eastAsia="AvantGarde Bk BT" w:cs="AvantGarde Bk BT" w:ascii="AvantGarde Bk BT" w:hAnsi="AvantGarde Bk BT"/>
-          <w:color w:val="000000"/>
-          <w:sz w:val="20"/>
-          <w:szCs w:val="20"/>
-          <w:lang w:val="en-US"/>
+          <w:rFonts w:ascii="Montserrat" w:eastAsia="AvantGarde Bk BT" w:hAnsi="Montserrat" w:cs="AvantGarde Bk BT"/>
+          <w:color w:val="000000"/>
+          <w:sz w:val="24"/>
+          <w:szCs w:val="20"/>
         </w:rPr>
         <w:t>01 -</w:t>
+      </w:r>
+      <w:r>
+        <w:rPr>
+          <w:rFonts w:ascii="Montserrat" w:eastAsia="AvantGarde Bk BT" w:hAnsi="Montserrat" w:cs="AvantGarde Bk BT"/>
+          <w:color w:val="000000"/>
+          <w:sz w:val="24"/>
+          <w:szCs w:val="20"/>
+        </w:rPr>
         <w:tab/>
         <w:t>arrangements</w:t>
+      </w:r>
+      <w:r>
+        <w:rPr>
+          <w:rFonts w:ascii="Montserrat" w:eastAsia="AvantGarde Bk BT" w:hAnsi="Montserrat" w:cs="AvantGarde Bk BT"/>
+          <w:color w:val="000000"/>
+          <w:sz w:val="24"/>
+          <w:szCs w:val="20"/>
+        </w:rPr>
         <w:tab/>
         <w:t xml:space="preserve">cg avon </w:t>
       </w:r>
     </w:p>
     <w:p>
       <w:pPr>
-        <w:pStyle w:val="Normal"/>
-        <w:bidi w:val="0"/>
-        <w:spacing w:lineRule="atLeast" w:line="300" w:before="0" w:after="0"/>
-        <w:ind w:hanging="0" w:start="0" w:end="0"/>
+        <w:spacing w:line="300" w:lineRule="atLeast"/>
         <w:jc w:val="both"/>
         <w:rPr>
-          <w:rFonts w:ascii="AvantGarde Bk BT" w:hAnsi="AvantGarde Bk BT" w:eastAsia="AvantGarde Bk BT" w:cs="AvantGarde Bk BT"/>
-          <w:color w:val="000000"/>
-          <w:sz w:val="20"/>
-          <w:szCs w:val="20"/>
-          <w:lang w:val="en-US"/>
+          <w:rFonts w:ascii="Montserrat" w:eastAsia="AvantGarde Bk BT" w:hAnsi="Montserrat" w:cs="AvantGarde Bk BT"/>
+          <w:color w:val="000000"/>
+          <w:sz w:val="24"/>
+          <w:szCs w:val="20"/>
         </w:rPr>
       </w:pPr>
       <w:r>
         <w:rPr>
-          <w:rFonts w:eastAsia="AvantGarde Bk BT" w:cs="AvantGarde Bk BT" w:ascii="AvantGarde Bk BT" w:hAnsi="AvantGarde Bk BT"/>
-          <w:color w:val="000000"/>
-          <w:sz w:val="20"/>
-          <w:szCs w:val="20"/>
-          <w:lang w:val="en-US"/>
+          <w:rFonts w:ascii="Montserrat" w:eastAsia="AvantGarde Bk BT" w:hAnsi="Montserrat" w:cs="AvantGarde Bk BT"/>
+          <w:color w:val="000000"/>
+          <w:sz w:val="24"/>
+          <w:szCs w:val="20"/>
         </w:rPr>
         <w:t>02 -</w:t>
+      </w:r>
+      <w:r>
+        <w:rPr>
+          <w:rFonts w:ascii="Montserrat" w:eastAsia="AvantGarde Bk BT" w:hAnsi="Montserrat" w:cs="AvantGarde Bk BT"/>
+          <w:color w:val="000000"/>
+          <w:sz w:val="24"/>
+          <w:szCs w:val="20"/>
+        </w:rPr>
         <w:tab/>
         <w:t>affinity</w:t>
-        <w:tab/>
+      </w:r>
+      <w:r>
+        <w:rPr>
+          <w:rFonts w:ascii="Montserrat" w:eastAsia="AvantGarde Bk BT" w:hAnsi="Montserrat" w:cs="AvantGarde Bk BT"/>
+          <w:color w:val="000000"/>
+          <w:sz w:val="24"/>
+          <w:szCs w:val="20"/>
+        </w:rPr>
+        <w:tab/>
+      </w:r>
+      <w:r>
+        <w:rPr>
+          <w:rFonts w:ascii="Montserrat" w:eastAsia="AvantGarde Bk BT" w:hAnsi="Montserrat" w:cs="AvantGarde Bk BT"/>
+          <w:color w:val="000000"/>
+          <w:sz w:val="24"/>
+          <w:szCs w:val="20"/>
+        </w:rPr>
         <w:tab/>
         <w:t>cg avonaeo</w:t>
-        <w:tab/>
+      </w:r>
+      <w:r>
+        <w:rPr>
+          <w:rFonts w:ascii="Montserrat" w:eastAsia="AvantGarde Bk BT" w:hAnsi="Montserrat" w:cs="AvantGarde Bk BT"/>
+          <w:color w:val="000000"/>
+          <w:sz w:val="24"/>
+          <w:szCs w:val="20"/>
+        </w:rPr>
+        <w:tab/>
+      </w:r>
+      <w:r>
+        <w:rPr>
+          <w:rFonts w:ascii="Montserrat" w:eastAsia="AvantGarde Bk BT" w:hAnsi="Montserrat" w:cs="AvantGarde Bk BT"/>
+          <w:color w:val="000000"/>
+          <w:sz w:val="24"/>
+          <w:szCs w:val="20"/>
+        </w:rPr>
         <w:tab/>
         <w:t>~amaeo~tegal</w:t>
       </w:r>
     </w:p>
     <w:p>
       <w:pPr>
-        <w:pStyle w:val="Normal"/>
-        <w:bidi w:val="0"/>
-        <w:spacing w:lineRule="atLeast" w:line="300" w:before="0" w:after="0"/>
-        <w:ind w:hanging="0" w:start="0" w:end="0"/>
+        <w:spacing w:line="300" w:lineRule="atLeast"/>
         <w:jc w:val="both"/>
         <w:rPr>
-          <w:rFonts w:ascii="AvantGarde Bk BT" w:hAnsi="AvantGarde Bk BT" w:eastAsia="AvantGarde Bk BT" w:cs="AvantGarde Bk BT"/>
-          <w:color w:val="000000"/>
-          <w:sz w:val="20"/>
-          <w:szCs w:val="20"/>
-          <w:lang w:val="en-US"/>
+          <w:rFonts w:ascii="Montserrat" w:eastAsia="AvantGarde Bk BT" w:hAnsi="Montserrat" w:cs="AvantGarde Bk BT"/>
+          <w:color w:val="000000"/>
+          <w:sz w:val="24"/>
+          <w:szCs w:val="20"/>
         </w:rPr>
       </w:pPr>
       <w:r>
         <w:rPr>
-          <w:rFonts w:eastAsia="AvantGarde Bk BT" w:cs="AvantGarde Bk BT" w:ascii="AvantGarde Bk BT" w:hAnsi="AvantGarde Bk BT"/>
-          <w:color w:val="000000"/>
-          <w:sz w:val="20"/>
-          <w:szCs w:val="20"/>
-          <w:lang w:val="en-US"/>
+          <w:rFonts w:ascii="Montserrat" w:eastAsia="AvantGarde Bk BT" w:hAnsi="Montserrat" w:cs="AvantGarde Bk BT"/>
+          <w:color w:val="000000"/>
+          <w:sz w:val="24"/>
+          <w:szCs w:val="20"/>
         </w:rPr>
         <w:t>03 -</w:t>
+      </w:r>
+      <w:r>
+        <w:rPr>
+          <w:rFonts w:ascii="Montserrat" w:eastAsia="AvantGarde Bk BT" w:hAnsi="Montserrat" w:cs="AvantGarde Bk BT"/>
+          <w:color w:val="000000"/>
+          <w:sz w:val="24"/>
+          <w:szCs w:val="20"/>
+        </w:rPr>
         <w:tab/>
         <w:t>house mating</w:t>
+      </w:r>
+      <w:r>
+        <w:rPr>
+          <w:rFonts w:ascii="Montserrat" w:eastAsia="AvantGarde Bk BT" w:hAnsi="Montserrat" w:cs="AvantGarde Bk BT"/>
+          <w:color w:val="000000"/>
+          <w:sz w:val="24"/>
+          <w:szCs w:val="20"/>
+        </w:rPr>
         <w:tab/>
         <w:t>cg aranea</w:t>
-        <w:tab/>
+      </w:r>
+      <w:r>
+        <w:rPr>
+          <w:rFonts w:ascii="Montserrat" w:eastAsia="AvantGarde Bk BT" w:hAnsi="Montserrat" w:cs="AvantGarde Bk BT"/>
+          <w:color w:val="000000"/>
+          <w:sz w:val="24"/>
+          <w:szCs w:val="20"/>
+        </w:rPr>
+        <w:tab/>
+      </w:r>
+      <w:r>
+        <w:rPr>
+          <w:rFonts w:ascii="Montserrat" w:eastAsia="AvantGarde Bk BT" w:hAnsi="Montserrat" w:cs="AvantGarde Bk BT"/>
+          <w:color w:val="000000"/>
+          <w:sz w:val="24"/>
+          <w:szCs w:val="20"/>
+        </w:rPr>
         <w:tab/>
         <w:t>~ara, aramane~teal</w:t>
       </w:r>
     </w:p>
     <w:p>
       <w:pPr>
-        <w:pStyle w:val="Normal"/>
-        <w:bidi w:val="0"/>
-        <w:spacing w:lineRule="atLeast" w:line="300" w:before="0" w:after="0"/>
-        <w:ind w:hanging="0" w:start="0" w:end="0"/>
+        <w:spacing w:line="300" w:lineRule="atLeast"/>
         <w:jc w:val="both"/>
         <w:rPr>
-          <w:rFonts w:ascii="AvantGarde Bk BT" w:hAnsi="AvantGarde Bk BT" w:eastAsia="AvantGarde Bk BT" w:cs="AvantGarde Bk BT"/>
-          <w:color w:val="000000"/>
-          <w:sz w:val="20"/>
-          <w:szCs w:val="20"/>
-          <w:lang w:val="en-US"/>
+          <w:rFonts w:ascii="Montserrat" w:eastAsia="AvantGarde Bk BT" w:hAnsi="Montserrat" w:cs="AvantGarde Bk BT"/>
+          <w:color w:val="000000"/>
+          <w:sz w:val="24"/>
+          <w:szCs w:val="20"/>
         </w:rPr>
       </w:pPr>
       <w:r>
         <w:rPr>
-          <w:rFonts w:eastAsia="AvantGarde Bk BT" w:cs="AvantGarde Bk BT" w:ascii="AvantGarde Bk BT" w:hAnsi="AvantGarde Bk BT"/>
-          <w:color w:val="000000"/>
-          <w:sz w:val="20"/>
-          <w:szCs w:val="20"/>
-          <w:lang w:val="en-US"/>
+          <w:rFonts w:ascii="Montserrat" w:eastAsia="AvantGarde Bk BT" w:hAnsi="Montserrat" w:cs="AvantGarde Bk BT"/>
+          <w:color w:val="000000"/>
+          <w:sz w:val="24"/>
+          <w:szCs w:val="20"/>
         </w:rPr>
         <w:t>04 -</w:t>
+      </w:r>
+      <w:r>
+        <w:rPr>
+          <w:rFonts w:ascii="Montserrat" w:eastAsia="AvantGarde Bk BT" w:hAnsi="Montserrat" w:cs="AvantGarde Bk BT"/>
+          <w:color w:val="000000"/>
+          <w:sz w:val="24"/>
+          <w:szCs w:val="20"/>
+        </w:rPr>
         <w:tab/>
         <w:t>room mating</w:t>
+      </w:r>
+      <w:r>
+        <w:rPr>
+          <w:rFonts w:ascii="Montserrat" w:eastAsia="AvantGarde Bk BT" w:hAnsi="Montserrat" w:cs="AvantGarde Bk BT"/>
+          <w:color w:val="000000"/>
+          <w:sz w:val="24"/>
+          <w:szCs w:val="20"/>
+        </w:rPr>
         <w:tab/>
         <w:t>cg araneo</w:t>
-        <w:tab/>
+      </w:r>
+      <w:r>
+        <w:rPr>
+          <w:rFonts w:ascii="Montserrat" w:eastAsia="AvantGarde Bk BT" w:hAnsi="Montserrat" w:cs="AvantGarde Bk BT"/>
+          <w:color w:val="000000"/>
+          <w:sz w:val="24"/>
+          <w:szCs w:val="20"/>
+        </w:rPr>
+        <w:tab/>
+      </w:r>
+      <w:r>
+        <w:rPr>
+          <w:rFonts w:ascii="Montserrat" w:eastAsia="AvantGarde Bk BT" w:hAnsi="Montserrat" w:cs="AvantGarde Bk BT"/>
+          <w:color w:val="000000"/>
+          <w:sz w:val="24"/>
+          <w:szCs w:val="20"/>
+        </w:rPr>
         <w:tab/>
         <w:t>~aranea, aranae, amaeo, aeo</w:t>
       </w:r>
     </w:p>
     <w:p>
       <w:pPr>
-        <w:pStyle w:val="Normal"/>
-        <w:bidi w:val="0"/>
-        <w:spacing w:lineRule="atLeast" w:line="300" w:before="0" w:after="0"/>
-        <w:ind w:hanging="0" w:start="0" w:end="0"/>
+        <w:spacing w:line="300" w:lineRule="atLeast"/>
         <w:jc w:val="both"/>
         <w:rPr>
-          <w:rFonts w:ascii="AvantGarde Bk BT" w:hAnsi="AvantGarde Bk BT" w:eastAsia="AvantGarde Bk BT" w:cs="AvantGarde Bk BT"/>
-          <w:color w:val="000000"/>
-          <w:sz w:val="20"/>
-          <w:szCs w:val="20"/>
-          <w:lang w:val="en-US"/>
+          <w:rFonts w:ascii="Montserrat" w:eastAsia="AvantGarde Bk BT" w:hAnsi="Montserrat" w:cs="AvantGarde Bk BT"/>
+          <w:color w:val="000000"/>
+          <w:sz w:val="24"/>
+          <w:szCs w:val="20"/>
         </w:rPr>
       </w:pPr>
       <w:r>
         <w:rPr>
-          <w:rFonts w:eastAsia="AvantGarde Bk BT" w:cs="AvantGarde Bk BT" w:ascii="AvantGarde Bk BT" w:hAnsi="AvantGarde Bk BT"/>
-          <w:color w:val="000000"/>
-          <w:sz w:val="20"/>
-          <w:szCs w:val="20"/>
-          <w:lang w:val="en-US"/>
+          <w:rFonts w:ascii="Montserrat" w:eastAsia="AvantGarde Bk BT" w:hAnsi="Montserrat" w:cs="AvantGarde Bk BT"/>
+          <w:color w:val="000000"/>
+          <w:sz w:val="24"/>
+          <w:szCs w:val="20"/>
         </w:rPr>
         <w:t>05 -</w:t>
+      </w:r>
+      <w:r>
+        <w:rPr>
+          <w:rFonts w:ascii="Montserrat" w:eastAsia="AvantGarde Bk BT" w:hAnsi="Montserrat" w:cs="AvantGarde Bk BT"/>
+          <w:color w:val="000000"/>
+          <w:sz w:val="24"/>
+          <w:szCs w:val="20"/>
+        </w:rPr>
         <w:tab/>
         <w:t>school mating</w:t>
+      </w:r>
+      <w:r>
+        <w:rPr>
+          <w:rFonts w:ascii="Montserrat" w:eastAsia="AvantGarde Bk BT" w:hAnsi="Montserrat" w:cs="AvantGarde Bk BT"/>
+          <w:color w:val="000000"/>
+          <w:sz w:val="24"/>
+          <w:szCs w:val="20"/>
+        </w:rPr>
         <w:tab/>
         <w:t>cg anket</w:t>
-        <w:tab/>
+      </w:r>
+      <w:r>
+        <w:rPr>
+          <w:rFonts w:ascii="Montserrat" w:eastAsia="AvantGarde Bk BT" w:hAnsi="Montserrat" w:cs="AvantGarde Bk BT"/>
+          <w:color w:val="000000"/>
+          <w:sz w:val="24"/>
+          <w:szCs w:val="20"/>
+        </w:rPr>
+        <w:tab/>
+      </w:r>
+      <w:r>
+        <w:rPr>
+          <w:rFonts w:ascii="Montserrat" w:eastAsia="AvantGarde Bk BT" w:hAnsi="Montserrat" w:cs="AvantGarde Bk BT"/>
+          <w:color w:val="000000"/>
+          <w:sz w:val="24"/>
+          <w:szCs w:val="20"/>
+        </w:rPr>
         <w:tab/>
         <w:t>~aranea, araneo~jukaeyo</w:t>
       </w:r>
     </w:p>
     <w:p>
       <w:pPr>
-        <w:pStyle w:val="Normal"/>
-        <w:bidi w:val="0"/>
-        <w:spacing w:lineRule="atLeast" w:line="300" w:before="0" w:after="0"/>
-        <w:ind w:hanging="0" w:start="0" w:end="0"/>
+        <w:spacing w:line="300" w:lineRule="atLeast"/>
         <w:jc w:val="both"/>
         <w:rPr>
-          <w:rFonts w:ascii="AvantGarde Bk BT" w:hAnsi="AvantGarde Bk BT" w:eastAsia="AvantGarde Bk BT" w:cs="AvantGarde Bk BT"/>
-          <w:color w:val="000000"/>
-          <w:sz w:val="20"/>
-          <w:szCs w:val="20"/>
-          <w:lang w:val="en-US"/>
+          <w:rFonts w:ascii="Montserrat" w:eastAsia="AvantGarde Bk BT" w:hAnsi="Montserrat" w:cs="AvantGarde Bk BT"/>
+          <w:color w:val="000000"/>
+          <w:sz w:val="24"/>
+          <w:szCs w:val="20"/>
         </w:rPr>
       </w:pPr>
       <w:r>
         <w:rPr>
-          <w:rFonts w:eastAsia="AvantGarde Bk BT" w:cs="AvantGarde Bk BT" w:ascii="AvantGarde Bk BT" w:hAnsi="AvantGarde Bk BT"/>
-          <w:color w:val="000000"/>
-          <w:sz w:val="20"/>
-          <w:szCs w:val="20"/>
-          <w:lang w:val="en-US"/>
+          <w:rFonts w:ascii="Montserrat" w:eastAsia="AvantGarde Bk BT" w:hAnsi="Montserrat" w:cs="AvantGarde Bk BT"/>
+          <w:color w:val="000000"/>
+          <w:sz w:val="24"/>
+          <w:szCs w:val="20"/>
         </w:rPr>
         <w:t>06 -</w:t>
+      </w:r>
+      <w:r>
+        <w:rPr>
+          <w:rFonts w:ascii="Montserrat" w:eastAsia="AvantGarde Bk BT" w:hAnsi="Montserrat" w:cs="AvantGarde Bk BT"/>
+          <w:color w:val="000000"/>
+          <w:sz w:val="24"/>
+          <w:szCs w:val="20"/>
+        </w:rPr>
         <w:tab/>
         <w:t>intrigue</w:t>
-        <w:tab/>
+      </w:r>
+      <w:r>
+        <w:rPr>
+          <w:rFonts w:ascii="Montserrat" w:eastAsia="AvantGarde Bk BT" w:hAnsi="Montserrat" w:cs="AvantGarde Bk BT"/>
+          <w:color w:val="000000"/>
+          <w:sz w:val="24"/>
+          <w:szCs w:val="20"/>
+        </w:rPr>
+        <w:tab/>
+      </w:r>
+      <w:r>
+        <w:rPr>
+          <w:rFonts w:ascii="Montserrat" w:eastAsia="AvantGarde Bk BT" w:hAnsi="Montserrat" w:cs="AvantGarde Bk BT"/>
+          <w:color w:val="000000"/>
+          <w:sz w:val="24"/>
+          <w:szCs w:val="20"/>
+        </w:rPr>
         <w:tab/>
         <w:t>cg ankemet &amp; ankimet</w:t>
+      </w:r>
+      <w:r>
+        <w:rPr>
+          <w:rFonts w:ascii="Montserrat" w:eastAsia="AvantGarde Bk BT" w:hAnsi="Montserrat" w:cs="AvantGarde Bk BT"/>
+          <w:color w:val="000000"/>
+          <w:sz w:val="24"/>
+          <w:szCs w:val="20"/>
+        </w:rPr>
         <w:tab/>
         <w:t>~ara, avon, aranae, teyn</w:t>
       </w:r>
     </w:p>
     <w:p>
       <w:pPr>
-        <w:pStyle w:val="Normal"/>
-        <w:bidi w:val="0"/>
-        <w:spacing w:lineRule="atLeast" w:line="300" w:before="0" w:after="0"/>
-        <w:ind w:hanging="0" w:start="0" w:end="0"/>
+        <w:spacing w:line="300" w:lineRule="atLeast"/>
         <w:jc w:val="both"/>
         <w:rPr>
-          <w:rFonts w:ascii="AvantGarde Bk BT" w:hAnsi="AvantGarde Bk BT" w:eastAsia="AvantGarde Bk BT" w:cs="AvantGarde Bk BT"/>
-          <w:color w:val="000000"/>
-          <w:sz w:val="20"/>
-          <w:szCs w:val="20"/>
-          <w:lang w:val="en-US"/>
+          <w:rFonts w:ascii="Montserrat" w:eastAsia="AvantGarde Bk BT" w:hAnsi="Montserrat" w:cs="AvantGarde Bk BT"/>
+          <w:color w:val="000000"/>
+          <w:sz w:val="24"/>
+          <w:szCs w:val="20"/>
         </w:rPr>
       </w:pPr>
       <w:r>
         <w:rPr>
-          <w:rFonts w:eastAsia="AvantGarde Bk BT" w:cs="AvantGarde Bk BT" w:ascii="AvantGarde Bk BT" w:hAnsi="AvantGarde Bk BT"/>
-          <w:color w:val="000000"/>
-          <w:sz w:val="20"/>
-          <w:szCs w:val="20"/>
-          <w:lang w:val="en-US"/>
+          <w:rFonts w:ascii="Montserrat" w:eastAsia="AvantGarde Bk BT" w:hAnsi="Montserrat" w:cs="AvantGarde Bk BT"/>
+          <w:color w:val="000000"/>
+          <w:sz w:val="24"/>
+          <w:szCs w:val="20"/>
         </w:rPr>
         <w:t>07 -</w:t>
+      </w:r>
+      <w:r>
+        <w:rPr>
+          <w:rFonts w:ascii="Montserrat" w:eastAsia="AvantGarde Bk BT" w:hAnsi="Montserrat" w:cs="AvantGarde Bk BT"/>
+          <w:color w:val="000000"/>
+          <w:sz w:val="24"/>
+          <w:szCs w:val="20"/>
+        </w:rPr>
         <w:tab/>
         <w:t>apprehensions</w:t>
+      </w:r>
+      <w:r>
+        <w:rPr>
+          <w:rFonts w:ascii="Montserrat" w:eastAsia="AvantGarde Bk BT" w:hAnsi="Montserrat" w:cs="AvantGarde Bk BT"/>
+          <w:color w:val="000000"/>
+          <w:sz w:val="24"/>
+          <w:szCs w:val="20"/>
+        </w:rPr>
         <w:tab/>
         <w:t>cg amaeo</w:t>
-        <w:tab/>
+      </w:r>
+      <w:r>
+        <w:rPr>
+          <w:rFonts w:ascii="Montserrat" w:eastAsia="AvantGarde Bk BT" w:hAnsi="Montserrat" w:cs="AvantGarde Bk BT"/>
+          <w:color w:val="000000"/>
+          <w:sz w:val="24"/>
+          <w:szCs w:val="20"/>
+        </w:rPr>
+        <w:tab/>
+      </w:r>
+      <w:r>
+        <w:rPr>
+          <w:rFonts w:ascii="Montserrat" w:eastAsia="AvantGarde Bk BT" w:hAnsi="Montserrat" w:cs="AvantGarde Bk BT"/>
+          <w:color w:val="000000"/>
+          <w:sz w:val="24"/>
+          <w:szCs w:val="20"/>
+        </w:rPr>
         <w:tab/>
         <w:t>~anshin, anshen</w:t>
       </w:r>
     </w:p>
     <w:p>
       <w:pPr>
-        <w:pStyle w:val="Normal"/>
-        <w:bidi w:val="0"/>
-        <w:spacing w:lineRule="atLeast" w:line="300" w:before="0" w:after="0"/>
-        <w:ind w:hanging="0" w:start="0" w:end="0"/>
+        <w:spacing w:line="300" w:lineRule="atLeast"/>
         <w:jc w:val="both"/>
         <w:rPr>
-          <w:rFonts w:ascii="AvantGarde Bk BT" w:hAnsi="AvantGarde Bk BT" w:eastAsia="AvantGarde Bk BT" w:cs="AvantGarde Bk BT"/>
-          <w:color w:val="000000"/>
-          <w:sz w:val="20"/>
-          <w:szCs w:val="20"/>
-          <w:lang w:val="en-US"/>
+          <w:rFonts w:ascii="Montserrat" w:eastAsia="AvantGarde Bk BT" w:hAnsi="Montserrat" w:cs="AvantGarde Bk BT"/>
+          <w:color w:val="000000"/>
+          <w:sz w:val="24"/>
+          <w:szCs w:val="20"/>
         </w:rPr>
       </w:pPr>
       <w:r>
         <w:rPr>
-          <w:rFonts w:eastAsia="AvantGarde Bk BT" w:cs="AvantGarde Bk BT" w:ascii="AvantGarde Bk BT" w:hAnsi="AvantGarde Bk BT"/>
-          <w:color w:val="000000"/>
-          <w:sz w:val="20"/>
-          <w:szCs w:val="20"/>
-          <w:lang w:val="en-US"/>
+          <w:rFonts w:ascii="Montserrat" w:eastAsia="AvantGarde Bk BT" w:hAnsi="Montserrat" w:cs="AvantGarde Bk BT"/>
+          <w:color w:val="000000"/>
+          <w:sz w:val="24"/>
+          <w:szCs w:val="20"/>
         </w:rPr>
         <w:t>08 -</w:t>
+      </w:r>
+      <w:r>
+        <w:rPr>
+          <w:rFonts w:ascii="Montserrat" w:eastAsia="AvantGarde Bk BT" w:hAnsi="Montserrat" w:cs="AvantGarde Bk BT"/>
+          <w:color w:val="000000"/>
+          <w:sz w:val="24"/>
+          <w:szCs w:val="20"/>
+        </w:rPr>
         <w:tab/>
         <w:t>heat</w:t>
-        <w:tab/>
+      </w:r>
+      <w:r>
+        <w:rPr>
+          <w:rFonts w:ascii="Montserrat" w:eastAsia="AvantGarde Bk BT" w:hAnsi="Montserrat" w:cs="AvantGarde Bk BT"/>
+          <w:color w:val="000000"/>
+          <w:sz w:val="24"/>
+          <w:szCs w:val="20"/>
+        </w:rPr>
+        <w:tab/>
+      </w:r>
+      <w:r>
+        <w:rPr>
+          <w:rFonts w:ascii="Montserrat" w:eastAsia="AvantGarde Bk BT" w:hAnsi="Montserrat" w:cs="AvantGarde Bk BT"/>
+          <w:color w:val="000000"/>
+          <w:sz w:val="24"/>
+          <w:szCs w:val="20"/>
+        </w:rPr>
         <w:tab/>
         <w:t>cg anvea &amp; anveo</w:t>
+      </w:r>
+      <w:r>
+        <w:rPr>
+          <w:rFonts w:ascii="Montserrat" w:eastAsia="AvantGarde Bk BT" w:hAnsi="Montserrat" w:cs="AvantGarde Bk BT"/>
+          <w:color w:val="000000"/>
+          <w:sz w:val="24"/>
+          <w:szCs w:val="20"/>
+        </w:rPr>
         <w:tab/>
       </w:r>
     </w:p>
     <w:p>
       <w:pPr>
-        <w:pStyle w:val="Normal"/>
-        <w:bidi w:val="0"/>
-        <w:spacing w:lineRule="atLeast" w:line="300" w:before="0" w:after="0"/>
-        <w:ind w:hanging="0" w:start="0" w:end="0"/>
+        <w:spacing w:line="300" w:lineRule="atLeast"/>
         <w:jc w:val="both"/>
         <w:rPr>
-          <w:rFonts w:ascii="AvantGarde Bk BT" w:hAnsi="AvantGarde Bk BT" w:eastAsia="AvantGarde Bk BT" w:cs="AvantGarde Bk BT"/>
-          <w:color w:val="000000"/>
-          <w:sz w:val="20"/>
-          <w:szCs w:val="20"/>
-          <w:lang w:val="en-US"/>
+          <w:rFonts w:ascii="Montserrat" w:eastAsia="AvantGarde Bk BT" w:hAnsi="Montserrat" w:cs="AvantGarde Bk BT"/>
+          <w:color w:val="000000"/>
+          <w:sz w:val="24"/>
+          <w:szCs w:val="20"/>
         </w:rPr>
       </w:pPr>
-      <w:r>
-        <w:rPr/>
-      </w:r>
     </w:p>
     <w:sectPr>
-      <w:type w:val="nextPage"/>
       <w:pgSz w:w="12240" w:h="15840"/>
-      <w:pgMar w:left="1800" w:right="1800" w:gutter="0" w:header="0" w:top="1440" w:footer="0" w:bottom="1440"/>
-      <w:pgNumType w:fmt="decimal"/>
-      <w:formProt w:val="false"/>
-      <w:textDirection w:val="lrTb"/>
-      <w:docGrid w:type="default" w:linePitch="600" w:charSpace="32768"/>
+      <w:pgMar w:top="1440" w:right="1800" w:bottom="1440" w:left="1800" w:header="0" w:footer="0" w:gutter="0"/>
+      <w:cols w:space="720"/>
+      <w:formProt w:val="0"/>
+      <w:docGrid w:linePitch="600" w:charSpace="32768"/>
     </w:sectPr>
   </w:body>
 </w:document>
 </file>
 
+<file path=word/numbering.xml><?xml version="1.0" encoding="utf-8"?>
+<w:numbering xmlns:wpc="http://schemas.microsoft.com/office/word/2010/wordprocessingCanvas" xmlns:cx="http://schemas.microsoft.com/office/drawing/2014/chartex" xmlns:cx1="http://schemas.microsoft.com/office/drawing/2015/9/8/chartex" xmlns:cx2="http://schemas.microsoft.com/office/drawing/2015/10/21/chartex" xmlns:cx3="http://schemas.microsoft.com/office/drawing/2016/5/9/chartex" xmlns:cx4="http://schemas.microsoft.com/office/drawing/2016/5/10/chartex" xmlns:cx5="http://schemas.microsoft.com/office/drawing/2016/5/11/chartex" xmlns:cx6="http://schemas.microsoft.com/office/drawing/2016/5/12/chartex" xmlns:cx7="http://schemas.microsoft.com/office/drawing/2016/5/13/chartex" xmlns:cx8="http://schemas.microsoft.com/office/drawing/2016/5/14/chartex" xmlns:mc="http://schemas.openxmlformats.org/markup-compatibility/2006" xmlns:aink="http://schemas.microsoft.com/office/drawing/2016/ink" xmlns:am3d="http://schemas.microsoft.com/office/drawing/2017/model3d" xmlns:o="urn:schemas-microsoft-com:office:office" xmlns:oel="http://schemas.microsoft.com/office/2019/extlst" xmlns:r="http://schemas.openxmlformats.org/officeDocument/2006/relationships" xmlns:m="http://schemas.openxmlformats.org/officeDocument/2006/math" xmlns:v="urn:schemas-microsoft-com:vml" xmlns:wp14="http://schemas.microsoft.com/office/word/2010/wordprocessingDrawing" xmlns:wp="http://schemas.openxmlformats.org/drawingml/2006/wordprocessingDrawing" xmlns:w10="urn:schemas-microsoft-com:office:word" xmlns:w="http://schemas.openxmlformats.org/wordprocessingml/2006/main" xmlns:w14="http://schemas.microsoft.com/office/word/2010/wordml" xmlns:w15="http://schemas.microsoft.com/office/word/2012/wordml" xmlns:w16cex="http://schemas.microsoft.com/office/word/2018/wordml/cex" xmlns:w16cid="http://schemas.microsoft.com/office/word/2016/wordml/cid" xmlns:w16="http://schemas.microsoft.com/office/word/2018/wordml" xmlns:w16du="http://schemas.microsoft.com/office/word/2023/wordml/word16du" xmlns:w16sdtdh="http://schemas.microsoft.com/office/word/2020/wordml/sdtdatahash" xmlns:w16sdtfl="http://schemas.microsoft.com/office/word/2024/wordml/sdtformatlock" xmlns:w16se="http://schemas.microsoft.com/office/word/2015/wordml/symex" xmlns:wpg="http://schemas.microsoft.com/office/word/2010/wordprocessingGroup" xmlns:wpi="http://schemas.microsoft.com/office/word/2010/wordprocessingInk" xmlns:wne="http://schemas.microsoft.com/office/word/2006/wordml" xmlns:wps="http://schemas.microsoft.com/office/word/2010/wordprocessingShape" mc:Ignorable="w14 w15 w16se w16cid w16 w16cex w16sdtdh w16sdtfl w16du wp14">
+  <w:abstractNum w:abstractNumId="0" w15:restartNumberingAfterBreak="0">
+    <w:nsid w:val="FFFFFFFB"/>
+    <w:multiLevelType w:val="multilevel"/>
+    <w:tmpl w:val="80A499BA"/>
+    <w:lvl w:ilvl="0">
+      <w:start w:val="1"/>
+      <w:numFmt w:val="cardinalText"/>
+      <w:lvlText w:val="Chapter %1 "/>
+      <w:legacy w:legacy="1" w:legacySpace="144" w:legacyIndent="0"/>
+      <w:lvlJc w:val="left"/>
+    </w:lvl>
+    <w:lvl w:ilvl="1">
+      <w:start w:val="1"/>
+      <w:numFmt w:val="none"/>
+      <w:pStyle w:val="Heading2"/>
+      <w:suff w:val="nothing"/>
+      <w:lvlText w:val=""/>
+      <w:lvlJc w:val="left"/>
+    </w:lvl>
+    <w:lvl w:ilvl="2">
+      <w:start w:val="1"/>
+      <w:numFmt w:val="none"/>
+      <w:suff w:val="nothing"/>
+      <w:lvlText w:val=""/>
+      <w:lvlJc w:val="left"/>
+    </w:lvl>
+    <w:lvl w:ilvl="3">
+      <w:start w:val="1"/>
+      <w:numFmt w:val="none"/>
+      <w:pStyle w:val="Heading4"/>
+      <w:suff w:val="nothing"/>
+      <w:lvlText w:val=""/>
+      <w:lvlJc w:val="left"/>
+    </w:lvl>
+    <w:lvl w:ilvl="4">
+      <w:start w:val="1"/>
+      <w:numFmt w:val="none"/>
+      <w:pStyle w:val="Heading5"/>
+      <w:suff w:val="nothing"/>
+      <w:lvlText w:val=""/>
+      <w:lvlJc w:val="left"/>
+    </w:lvl>
+    <w:lvl w:ilvl="5">
+      <w:start w:val="1"/>
+      <w:numFmt w:val="none"/>
+      <w:pStyle w:val="Heading6"/>
+      <w:suff w:val="nothing"/>
+      <w:lvlText w:val=""/>
+      <w:lvlJc w:val="left"/>
+    </w:lvl>
+    <w:lvl w:ilvl="6">
+      <w:start w:val="1"/>
+      <w:numFmt w:val="none"/>
+      <w:suff w:val="nothing"/>
+      <w:lvlText w:val=""/>
+      <w:lvlJc w:val="left"/>
+    </w:lvl>
+    <w:lvl w:ilvl="7">
+      <w:start w:val="1"/>
+      <w:numFmt w:val="none"/>
+      <w:suff w:val="nothing"/>
+      <w:lvlText w:val=""/>
+      <w:lvlJc w:val="left"/>
+    </w:lvl>
+    <w:lvl w:ilvl="8">
+      <w:start w:val="1"/>
+      <w:numFmt w:val="none"/>
+      <w:suff w:val="nothing"/>
+      <w:lvlText w:val=""/>
+      <w:lvlJc w:val="left"/>
+    </w:lvl>
+  </w:abstractNum>
+  <w:num w:numId="1" w16cid:durableId="1895659635">
+    <w:abstractNumId w:val="0"/>
+  </w:num>
+  <w:num w:numId="2" w16cid:durableId="2000498816">
+    <w:abstractNumId w:val="0"/>
+  </w:num>
+  <w:num w:numId="3" w16cid:durableId="1384671053">
+    <w:abstractNumId w:val="0"/>
+  </w:num>
+  <w:num w:numId="4" w16cid:durableId="1005743693">
+    <w:abstractNumId w:val="0"/>
+  </w:num>
+  <w:num w:numId="5" w16cid:durableId="1461534296">
+    <w:abstractNumId w:val="0"/>
+  </w:num>
+  <w:num w:numId="6" w16cid:durableId="1828085276">
+    <w:abstractNumId w:val="0"/>
+  </w:num>
+  <w:num w:numId="7" w16cid:durableId="472677057">
+    <w:abstractNumId w:val="0"/>
+  </w:num>
+</w:numbering>
+</file>
+
 <file path=word/styles.xml><?xml version="1.0" encoding="utf-8"?>
-<w:styles xmlns:w="http://schemas.openxmlformats.org/wordprocessingml/2006/main" xmlns:w14="http://schemas.microsoft.com/office/word/2010/wordml" xmlns:mc="http://schemas.openxmlformats.org/markup-compatibility/2006" mc:Ignorable="w14">
+<w:styles xmlns:mc="http://schemas.openxmlformats.org/markup-compatibility/2006" xmlns:r="http://schemas.openxmlformats.org/officeDocument/2006/relationships" xmlns:w="http://schemas.openxmlformats.org/wordprocessingml/2006/main" xmlns:w14="http://schemas.microsoft.com/office/word/2010/wordml" xmlns:w15="http://schemas.microsoft.com/office/word/2012/wordml" xmlns:w16cex="http://schemas.microsoft.com/office/word/2018/wordml/cex" xmlns:w16cid="http://schemas.microsoft.com/office/word/2016/wordml/cid" xmlns:w16="http://schemas.microsoft.com/office/word/2018/wordml" xmlns:w16du="http://schemas.microsoft.com/office/word/2023/wordml/word16du" xmlns:w16sdtdh="http://schemas.microsoft.com/office/word/2020/wordml/sdtdatahash" xmlns:w16sdtfl="http://schemas.microsoft.com/office/word/2024/wordml/sdtformatlock" xmlns:w16se="http://schemas.microsoft.com/office/word/2015/wordml/symex" mc:Ignorable="w14 w15 w16se w16cid w16 w16cex w16sdtdh w16sdtfl w16du">
   <w:docDefaults>
     <w:rPrDefault>
       <w:rPr>
-        <w:rFonts w:ascii="Liberation Serif" w:hAnsi="Liberation Serif" w:eastAsia="DejaVu Sans" w:cs="Droid Sans Devanagari"/>
-        <w:kern w:val="2"/>
-        <w:sz w:val="24"/>
-        <w:szCs w:val="24"/>
+        <w:rFonts w:asciiTheme="minorHAnsi" w:eastAsiaTheme="minorHAnsi" w:hAnsiTheme="minorHAnsi" w:cstheme="minorBidi"/>
+        <w:sz w:val="22"/>
+        <w:szCs w:val="22"/>
         <w:lang w:val="en-US" w:eastAsia="zh-CN" w:bidi="hi-IN"/>
       </w:rPr>
     </w:rPrDefault>
-    <w:pPrDefault>
-      <w:pPr>
-        <w:suppressAutoHyphens w:val="true"/>
-      </w:pPr>
-    </w:pPrDefault>
+    <w:pPrDefault/>
   </w:docDefaults>
-  <w:style w:type="paragraph" w:styleId="Normal">
+  <w:latentStyles w:defLockedState="0" w:defUIPriority="99" w:defSemiHidden="0" w:defUnhideWhenUsed="0" w:defQFormat="0" w:count="376">
+    <w:lsdException w:name="Normal" w:uiPriority="0" w:qFormat="1"/>
+    <w:lsdException w:name="heading 1" w:uiPriority="0" w:qFormat="1"/>
+    <w:lsdException w:name="heading 2" w:semiHidden="1" w:uiPriority="0" w:unhideWhenUsed="1" w:qFormat="1"/>
+    <w:lsdException w:name="heading 3" w:semiHidden="1" w:uiPriority="0" w:unhideWhenUsed="1" w:qFormat="1"/>
+    <w:lsdException w:name="heading 4" w:semiHidden="1" w:uiPriority="0" w:unhideWhenUsed="1" w:qFormat="1"/>
+    <w:lsdException w:name="heading 5" w:semiHidden="1" w:uiPriority="0" w:unhideWhenUsed="1" w:qFormat="1"/>
+    <w:lsdException w:name="heading 6" w:semiHidden="1" w:uiPriority="0" w:unhideWhenUsed="1" w:qFormat="1"/>
+    <w:lsdException w:name="heading 7" w:semiHidden="1" w:uiPriority="0" w:unhideWhenUsed="1" w:qFormat="1"/>
+    <w:lsdException w:name="heading 8" w:semiHidden="1" w:uiPriority="0" w:unhideWhenUsed="1" w:qFormat="1"/>
+    <w:lsdException w:name="heading 9" w:semiHidden="1" w:uiPriority="0" w:unhideWhenUsed="1" w:qFormat="1"/>
+    <w:lsdException w:name="index 1" w:semiHidden="1" w:unhideWhenUsed="1"/>
+    <w:lsdException w:name="index 2" w:semiHidden="1" w:unhideWhenUsed="1"/>
+    <w:lsdException w:name="index 3" w:semiHidden="1" w:unhideWhenUsed="1"/>
+    <w:lsdException w:name="index 4" w:semiHidden="1" w:unhideWhenUsed="1"/>
+    <w:lsdException w:name="index 5" w:semiHidden="1" w:unhideWhenUsed="1"/>
+    <w:lsdException w:name="index 6" w:semiHidden="1" w:unhideWhenUsed="1"/>
+    <w:lsdException w:name="index 7" w:semiHidden="1" w:unhideWhenUsed="1"/>
+    <w:lsdException w:name="index 8" w:semiHidden="1" w:unhideWhenUsed="1"/>
+    <w:lsdException w:name="index 9" w:semiHidden="1" w:unhideWhenUsed="1"/>
+    <w:lsdException w:name="toc 1" w:semiHidden="1" w:uiPriority="39" w:unhideWhenUsed="1"/>
+    <w:lsdException w:name="toc 2" w:semiHidden="1" w:uiPriority="39" w:unhideWhenUsed="1"/>
+    <w:lsdException w:name="toc 3" w:semiHidden="1" w:uiPriority="39" w:unhideWhenUsed="1"/>
+    <w:lsdException w:name="toc 4" w:semiHidden="1" w:uiPriority="39" w:unhideWhenUsed="1"/>
+    <w:lsdException w:name="toc 5" w:semiHidden="1" w:uiPriority="39" w:unhideWhenUsed="1"/>
+    <w:lsdException w:name="toc 6" w:semiHidden="1" w:uiPriority="39" w:unhideWhenUsed="1"/>
+    <w:lsdException w:name="toc 7" w:semiHidden="1" w:uiPriority="39" w:unhideWhenUsed="1"/>
+    <w:lsdException w:name="toc 8" w:semiHidden="1" w:uiPriority="39" w:unhideWhenUsed="1"/>
+    <w:lsdException w:name="toc 9" w:semiHidden="1" w:uiPriority="39" w:unhideWhenUsed="1"/>
+    <w:lsdException w:name="Normal Indent" w:semiHidden="1" w:unhideWhenUsed="1"/>
+    <w:lsdException w:name="footnote text" w:semiHidden="1" w:unhideWhenUsed="1"/>
+    <w:lsdException w:name="annotation text" w:semiHidden="1" w:unhideWhenUsed="1"/>
+    <w:lsdException w:name="header" w:semiHidden="1" w:unhideWhenUsed="1"/>
+    <w:lsdException w:name="footer" w:semiHidden="1" w:unhideWhenUsed="1"/>
+    <w:lsdException w:name="index heading" w:semiHidden="1" w:unhideWhenUsed="1"/>
+    <w:lsdException w:name="caption" w:semiHidden="1" w:uiPriority="35" w:unhideWhenUsed="1" w:qFormat="1"/>
+    <w:lsdException w:name="table of figures" w:semiHidden="1" w:unhideWhenUsed="1"/>
+    <w:lsdException w:name="envelope address" w:semiHidden="1" w:unhideWhenUsed="1"/>
+    <w:lsdException w:name="envelope return" w:semiHidden="1" w:unhideWhenUsed="1"/>
+    <w:lsdException w:name="footnote reference" w:semiHidden="1" w:unhideWhenUsed="1"/>
+    <w:lsdException w:name="annotation reference" w:semiHidden="1" w:unhideWhenUsed="1"/>
+    <w:lsdException w:name="line number" w:semiHidden="1" w:unhideWhenUsed="1"/>
+    <w:lsdException w:name="page number" w:semiHidden="1" w:unhideWhenUsed="1"/>
+    <w:lsdException w:name="endnote reference" w:semiHidden="1" w:unhideWhenUsed="1"/>
+    <w:lsdException w:name="endnote text" w:semiHidden="1" w:unhideWhenUsed="1"/>
+    <w:lsdException w:name="table of authorities" w:semiHidden="1" w:unhideWhenUsed="1"/>
+    <w:lsdException w:name="macro" w:semiHidden="1" w:unhideWhenUsed="1"/>
+    <w:lsdException w:name="toa heading" w:semiHidden="1" w:unhideWhenUsed="1"/>
+    <w:lsdException w:name="List" w:semiHidden="1" w:unhideWhenUsed="1"/>
+    <w:lsdException w:name="List Bullet" w:semiHidden="1" w:unhideWhenUsed="1"/>
+    <w:lsdException w:name="List Number" w:semiHidden="1" w:unhideWhenUsed="1"/>
+    <w:lsdException w:name="List 2" w:semiHidden="1" w:unhideWhenUsed="1"/>
+    <w:lsdException w:name="List 3" w:semiHidden="1" w:unhideWhenUsed="1"/>
+    <w:lsdException w:name="List 4" w:semiHidden="1" w:unhideWhenUsed="1"/>
+    <w:lsdException w:name="List 5" w:semiHidden="1" w:unhideWhenUsed="1"/>
+    <w:lsdException w:name="List Bullet 2" w:semiHidden="1" w:unhideWhenUsed="1"/>
+    <w:lsdException w:name="List Bullet 3" w:semiHidden="1" w:unhideWhenUsed="1"/>
+    <w:lsdException w:name="List Bullet 4" w:semiHidden="1" w:unhideWhenUsed="1"/>
+    <w:lsdException w:name="List Bullet 5" w:semiHidden="1" w:unhideWhenUsed="1"/>
+    <w:lsdException w:name="List Number 2" w:semiHidden="1" w:unhideWhenUsed="1"/>
+    <w:lsdException w:name="List Number 3" w:semiHidden="1" w:unhideWhenUsed="1"/>
+    <w:lsdException w:name="List Number 4" w:semiHidden="1" w:unhideWhenUsed="1"/>
+    <w:lsdException w:name="List Number 5" w:semiHidden="1" w:unhideWhenUsed="1"/>
+    <w:lsdException w:name="Title" w:uiPriority="10" w:qFormat="1"/>
+    <w:lsdException w:name="Closing" w:semiHidden="1" w:unhideWhenUsed="1"/>
+    <w:lsdException w:name="Signature" w:semiHidden="1" w:unhideWhenUsed="1"/>
+    <w:lsdException w:name="Default Paragraph Font" w:semiHidden="1" w:uiPriority="1" w:unhideWhenUsed="1"/>
+    <w:lsdException w:name="Body Text" w:semiHidden="1" w:unhideWhenUsed="1"/>
+    <w:lsdException w:name="Body Text Indent" w:semiHidden="1" w:unhideWhenUsed="1"/>
+    <w:lsdException w:name="List Continue" w:semiHidden="1" w:unhideWhenUsed="1"/>
+    <w:lsdException w:name="List Continue 2" w:semiHidden="1" w:unhideWhenUsed="1"/>
+    <w:lsdException w:name="List Continue 3" w:semiHidden="1" w:unhideWhenUsed="1"/>
+    <w:lsdException w:name="List Continue 4" w:semiHidden="1" w:unhideWhenUsed="1"/>
+    <w:lsdException w:name="List Continue 5" w:semiHidden="1" w:unhideWhenUsed="1"/>
+    <w:lsdException w:name="Message Header" w:semiHidden="1" w:unhideWhenUsed="1"/>
+    <w:lsdException w:name="Subtitle" w:uiPriority="11" w:qFormat="1"/>
+    <w:lsdException w:name="Salutation" w:semiHidden="1" w:unhideWhenUsed="1"/>
+    <w:lsdException w:name="Date" w:semiHidden="1" w:unhideWhenUsed="1"/>
+    <w:lsdException w:name="Body Text First Indent" w:semiHidden="1" w:unhideWhenUsed="1"/>
+    <w:lsdException w:name="Body Text First Indent 2" w:semiHidden="1" w:unhideWhenUsed="1"/>
+    <w:lsdException w:name="Note Heading" w:semiHidden="1" w:unhideWhenUsed="1"/>
+    <w:lsdException w:name="Body Text 2" w:semiHidden="1" w:unhideWhenUsed="1"/>
+    <w:lsdException w:name="Body Text 3" w:semiHidden="1" w:unhideWhenUsed="1"/>
+    <w:lsdException w:name="Body Text Indent 2" w:semiHidden="1" w:unhideWhenUsed="1"/>
+    <w:lsdException w:name="Body Text Indent 3" w:semiHidden="1" w:unhideWhenUsed="1"/>
+    <w:lsdException w:name="Block Text" w:semiHidden="1" w:unhideWhenUsed="1"/>
+    <w:lsdException w:name="Hyperlink" w:semiHidden="1" w:unhideWhenUsed="1"/>
+    <w:lsdException w:name="FollowedHyperlink" w:semiHidden="1" w:unhideWhenUsed="1"/>
+    <w:lsdException w:name="Strong" w:uiPriority="22" w:qFormat="1"/>
+    <w:lsdException w:name="Emphasis" w:uiPriority="20" w:qFormat="1"/>
+    <w:lsdException w:name="Document Map" w:semiHidden="1" w:unhideWhenUsed="1"/>
+    <w:lsdException w:name="Plain Text" w:semiHidden="1" w:unhideWhenUsed="1"/>
+    <w:lsdException w:name="E-mail Signature" w:semiHidden="1" w:unhideWhenUsed="1"/>
+    <w:lsdException w:name="HTML Top of Form" w:semiHidden="1" w:unhideWhenUsed="1"/>
+    <w:lsdException w:name="HTML Bottom of Form" w:semiHidden="1" w:unhideWhenUsed="1"/>
+    <w:lsdException w:name="Normal (Web)" w:semiHidden="1" w:unhideWhenUsed="1"/>
+    <w:lsdException w:name="HTML Acronym" w:semiHidden="1" w:unhideWhenUsed="1"/>
+    <w:lsdException w:name="HTML Address" w:semiHidden="1" w:unhideWhenUsed="1"/>
+    <w:lsdException w:name="HTML Cite" w:semiHidden="1" w:unhideWhenUsed="1"/>
+    <w:lsdException w:name="HTML Code" w:semiHidden="1" w:unhideWhenUsed="1"/>
+    <w:lsdException w:name="HTML Definition" w:semiHidden="1" w:unhideWhenUsed="1"/>
+    <w:lsdException w:name="HTML Keyboard" w:semiHidden="1" w:unhideWhenUsed="1"/>
+    <w:lsdException w:name="HTML Preformatted" w:semiHidden="1" w:unhideWhenUsed="1"/>
+    <w:lsdException w:name="HTML Sample" w:semiHidden="1" w:unhideWhenUsed="1"/>
+    <w:lsdException w:name="HTML Typewriter" w:semiHidden="1" w:unhideWhenUsed="1"/>
+    <w:lsdException w:name="HTML Variable" w:semiHidden="1" w:unhideWhenUsed="1"/>
+    <w:lsdException w:name="Normal Table" w:semiHidden="1" w:unhideWhenUsed="1"/>
+    <w:lsdException w:name="annotation subject" w:semiHidden="1" w:unhideWhenUsed="1"/>
+    <w:lsdException w:name="No List" w:semiHidden="1" w:unhideWhenUsed="1"/>
+    <w:lsdException w:name="Outline List 1" w:semiHidden="1" w:unhideWhenUsed="1"/>
+    <w:lsdException w:name="Outline List 2" w:semiHidden="1" w:unhideWhenUsed="1"/>
+    <w:lsdException w:name="Outline List 3" w:semiHidden="1" w:unhideWhenUsed="1"/>
+    <w:lsdException w:name="Table Simple 1" w:semiHidden="1" w:unhideWhenUsed="1"/>
+    <w:lsdException w:name="Table Simple 2" w:semiHidden="1" w:unhideWhenUsed="1"/>
+    <w:lsdException w:name="Table Simple 3" w:semiHidden="1" w:unhideWhenUsed="1"/>
+    <w:lsdException w:name="Table Classic 1" w:semiHidden="1" w:unhideWhenUsed="1"/>
+    <w:lsdException w:name="Table Classic 2" w:semiHidden="1" w:unhideWhenUsed="1"/>
+    <w:lsdException w:name="Table Classic 3" w:semiHidden="1" w:unhideWhenUsed="1"/>
+    <w:lsdException w:name="Table Classic 4" w:semiHidden="1" w:unhideWhenUsed="1"/>
+    <w:lsdException w:name="Table Colorful 1" w:semiHidden="1" w:unhideWhenUsed="1"/>
+    <w:lsdException w:name="Table Colorful 2" w:semiHidden="1" w:unhideWhenUsed="1"/>
+    <w:lsdException w:name="Table Colorful 3" w:semiHidden="1" w:unhideWhenUsed="1"/>
+    <w:lsdException w:name="Table Columns 1" w:semiHidden="1" w:unhideWhenUsed="1"/>
+    <w:lsdException w:name="Table Columns 2" w:semiHidden="1" w:unhideWhenUsed="1"/>
+    <w:lsdException w:name="Table Columns 3" w:semiHidden="1" w:unhideWhenUsed="1"/>
+    <w:lsdException w:name="Table Columns 4" w:semiHidden="1" w:unhideWhenUsed="1"/>
+    <w:lsdException w:name="Table Columns 5" w:semiHidden="1" w:unhideWhenUsed="1"/>
+    <w:lsdException w:name="Table Grid 1" w:semiHidden="1" w:unhideWhenUsed="1"/>
+    <w:lsdException w:name="Table Grid 2" w:semiHidden="1" w:unhideWhenUsed="1"/>
+    <w:lsdException w:name="Table Grid 3" w:semiHidden="1" w:unhideWhenUsed="1"/>
+    <w:lsdException w:name="Table Grid 4" w:semiHidden="1" w:unhideWhenUsed="1"/>
+    <w:lsdException w:name="Table Grid 5" w:semiHidden="1" w:unhideWhenUsed="1"/>
+    <w:lsdException w:name="Table Grid 6" w:semiHidden="1" w:unhideWhenUsed="1"/>
+    <w:lsdException w:name="Table Grid 7" w:semiHidden="1" w:unhideWhenUsed="1"/>
+    <w:lsdException w:name="Table Grid 8" w:semiHidden="1" w:unhideWhenUsed="1"/>
+    <w:lsdException w:name="Table List 1" w:semiHidden="1" w:unhideWhenUsed="1"/>
+    <w:lsdException w:name="Table List 2" w:semiHidden="1" w:unhideWhenUsed="1"/>
+    <w:lsdException w:name="Table List 3" w:semiHidden="1" w:unhideWhenUsed="1"/>
+    <w:lsdException w:name="Table List 4" w:semiHidden="1" w:unhideWhenUsed="1"/>
+    <w:lsdException w:name="Table List 5" w:semiHidden="1" w:unhideWhenUsed="1"/>
+    <w:lsdException w:name="Table List 6" w:semiHidden="1" w:unhideWhenUsed="1"/>
+    <w:lsdException w:name="Table List 7" w:semiHidden="1" w:unhideWhenUsed="1"/>
+    <w:lsdException w:name="Table List 8" w:semiHidden="1" w:unhideWhenUsed="1"/>
+    <w:lsdException w:name="Table 3D effects 1" w:semiHidden="1" w:unhideWhenUsed="1"/>
+    <w:lsdException w:name="Table 3D effects 2" w:semiHidden="1" w:unhideWhenUsed="1"/>
+    <w:lsdException w:name="Table 3D effects 3" w:semiHidden="1" w:unhideWhenUsed="1"/>
+    <w:lsdException w:name="Table Contemporary" w:semiHidden="1" w:unhideWhenUsed="1"/>
+    <w:lsdException w:name="Table Elegant" w:semiHidden="1" w:unhideWhenUsed="1"/>
+    <w:lsdException w:name="Table Professional" w:semiHidden="1" w:unhideWhenUsed="1"/>
+    <w:lsdException w:name="Table Subtle 1" w:semiHidden="1" w:unhideWhenUsed="1"/>
+    <w:lsdException w:name="Table Subtle 2" w:semiHidden="1" w:unhideWhenUsed="1"/>
+    <w:lsdException w:name="Table Web 1" w:semiHidden="1" w:unhideWhenUsed="1"/>
+    <w:lsdException w:name="Table Web 2" w:semiHidden="1" w:unhideWhenUsed="1"/>
+    <w:lsdException w:name="Table Web 3" w:semiHidden="1" w:unhideWhenUsed="1"/>
+    <w:lsdException w:name="Balloon Text" w:semiHidden="1" w:unhideWhenUsed="1"/>
+    <w:lsdException w:name="Table Grid" w:uiPriority="39"/>
+    <w:lsdException w:name="Table Theme" w:semiHidden="1" w:unhideWhenUsed="1"/>
+    <w:lsdException w:name="Placeholder Text" w:semiHidden="1"/>
+    <w:lsdException w:name="No Spacing" w:uiPriority="1" w:qFormat="1"/>
+    <w:lsdException w:name="Light Shading" w:uiPriority="60"/>
+    <w:lsdException w:name="Light List" w:uiPriority="61"/>
+    <w:lsdException w:name="Light Grid" w:uiPriority="62"/>
+    <w:lsdException w:name="Medium Shading 1" w:uiPriority="63"/>
+    <w:lsdException w:name="Medium Shading 2" w:uiPriority="64"/>
+    <w:lsdException w:name="Medium List 1" w:uiPriority="65"/>
+    <w:lsdException w:name="Medium List 2" w:uiPriority="66"/>
+    <w:lsdException w:name="Medium Grid 1" w:uiPriority="67"/>
+    <w:lsdException w:name="Medium Grid 2" w:uiPriority="68"/>
+    <w:lsdException w:name="Medium Grid 3" w:uiPriority="69"/>
+    <w:lsdException w:name="Dark List" w:uiPriority="70"/>
+    <w:lsdException w:name="Colorful Shading" w:uiPriority="71"/>
+    <w:lsdException w:name="Colorful List" w:uiPriority="72"/>
+    <w:lsdException w:name="Colorful Grid" w:uiPriority="73"/>
+    <w:lsdException w:name="Light Shading Accent 1" w:uiPriority="60"/>
+    <w:lsdException w:name="Light List Accent 1" w:uiPriority="61"/>
+    <w:lsdException w:name="Light Grid Accent 1" w:uiPriority="62"/>
+    <w:lsdException w:name="Medium Shading 1 Accent 1" w:uiPriority="63"/>
+    <w:lsdException w:name="Medium Shading 2 Accent 1" w:uiPriority="64"/>
+    <w:lsdException w:name="Medium List 1 Accent 1" w:uiPriority="65"/>
+    <w:lsdException w:name="Revision" w:semiHidden="1"/>
+    <w:lsdException w:name="List Paragraph" w:uiPriority="34" w:qFormat="1"/>
+    <w:lsdException w:name="Quote" w:uiPriority="29" w:qFormat="1"/>
+    <w:lsdException w:name="Intense Quote" w:uiPriority="30" w:qFormat="1"/>
+    <w:lsdException w:name="Medium List 2 Accent 1" w:uiPriority="66"/>
+    <w:lsdException w:name="Medium Grid 1 Accent 1" w:uiPriority="67"/>
+    <w:lsdException w:name="Medium Grid 2 Accent 1" w:uiPriority="68"/>
+    <w:lsdException w:name="Medium Grid 3 Accent 1" w:uiPriority="69"/>
+    <w:lsdException w:name="Dark List Accent 1" w:uiPriority="70"/>
+    <w:lsdException w:name="Colorful Shading Accent 1" w:uiPriority="71"/>
+    <w:lsdException w:name="Colorful List Accent 1" w:uiPriority="72"/>
+    <w:lsdException w:name="Colorful Grid Accent 1" w:uiPriority="73"/>
+    <w:lsdException w:name="Light Shading Accent 2" w:uiPriority="60"/>
+    <w:lsdException w:name="Light List Accent 2" w:uiPriority="61"/>
+    <w:lsdException w:name="Light Grid Accent 2" w:uiPriority="62"/>
+    <w:lsdException w:name="Medium Shading 1 Accent 2" w:uiPriority="63"/>
+    <w:lsdException w:name="Medium Shading 2 Accent 2" w:uiPriority="64"/>
+    <w:lsdException w:name="Medium List 1 Accent 2" w:uiPriority="65"/>
+    <w:lsdException w:name="Medium List 2 Accent 2" w:uiPriority="66"/>
+    <w:lsdException w:name="Medium Grid 1 Accent 2" w:uiPriority="67"/>
+    <w:lsdException w:name="Medium Grid 2 Accent 2" w:uiPriority="68"/>
+    <w:lsdException w:name="Medium Grid 3 Accent 2" w:uiPriority="69"/>
+    <w:lsdException w:name="Dark List Accent 2" w:uiPriority="70"/>
+    <w:lsdException w:name="Colorful Shading Accent 2" w:uiPriority="71"/>
+    <w:lsdException w:name="Colorful List Accent 2" w:uiPriority="72"/>
+    <w:lsdException w:name="Colorful Grid Accent 2" w:uiPriority="73"/>
+    <w:lsdException w:name="Light Shading Accent 3" w:uiPriority="60"/>
+    <w:lsdException w:name="Light List Accent 3" w:uiPriority="61"/>
+    <w:lsdException w:name="Light Grid Accent 3" w:uiPriority="62"/>
+    <w:lsdException w:name="Medium Shading 1 Accent 3" w:uiPriority="63"/>
+    <w:lsdException w:name="Medium Shading 2 Accent 3" w:uiPriority="64"/>
+    <w:lsdException w:name="Medium List 1 Accent 3" w:uiPriority="65"/>
+    <w:lsdException w:name="Medium List 2 Accent 3" w:uiPriority="66"/>
+    <w:lsdException w:name="Medium Grid 1 Accent 3" w:uiPriority="67"/>
+    <w:lsdException w:name="Medium Grid 2 Accent 3" w:uiPriority="68"/>
+    <w:lsdException w:name="Medium Grid 3 Accent 3" w:uiPriority="69"/>
+    <w:lsdException w:name="Dark List Accent 3" w:uiPriority="70"/>
+    <w:lsdException w:name="Colorful Shading Accent 3" w:uiPriority="71"/>
+    <w:lsdException w:name="Colorful List Accent 3" w:uiPriority="72"/>
+    <w:lsdException w:name="Colorful Grid Accent 3" w:uiPriority="73"/>
+    <w:lsdException w:name="Light Shading Accent 4" w:uiPriority="60"/>
+    <w:lsdException w:name="Light List Accent 4" w:uiPriority="61"/>
+    <w:lsdException w:name="Light Grid Accent 4" w:uiPriority="62"/>
+    <w:lsdException w:name="Medium Shading 1 Accent 4" w:uiPriority="63"/>
+    <w:lsdException w:name="Medium Shading 2 Accent 4" w:uiPriority="64"/>
+    <w:lsdException w:name="Medium List 1 Accent 4" w:uiPriority="65"/>
+    <w:lsdException w:name="Medium List 2 Accent 4" w:uiPriority="66"/>
+    <w:lsdException w:name="Medium Grid 1 Accent 4" w:uiPriority="67"/>
+    <w:lsdException w:name="Medium Grid 2 Accent 4" w:uiPriority="68"/>
+    <w:lsdException w:name="Medium Grid 3 Accent 4" w:uiPriority="69"/>
+    <w:lsdException w:name="Dark List Accent 4" w:uiPriority="70"/>
+    <w:lsdException w:name="Colorful Shading Accent 4" w:uiPriority="71"/>
+    <w:lsdException w:name="Colorful List Accent 4" w:uiPriority="72"/>
+    <w:lsdException w:name="Colorful Grid Accent 4" w:uiPriority="73"/>
+    <w:lsdException w:name="Light Shading Accent 5" w:uiPriority="60"/>
+    <w:lsdException w:name="Light List Accent 5" w:uiPriority="61"/>
+    <w:lsdException w:name="Light Grid Accent 5" w:uiPriority="62"/>
+    <w:lsdException w:name="Medium Shading 1 Accent 5" w:uiPriority="63"/>
+    <w:lsdException w:name="Medium Shading 2 Accent 5" w:uiPriority="64"/>
+    <w:lsdException w:name="Medium List 1 Accent 5" w:uiPriority="65"/>
+    <w:lsdException w:name="Medium List 2 Accent 5" w:uiPriority="66"/>
+    <w:lsdException w:name="Medium Grid 1 Accent 5" w:uiPriority="67"/>
+    <w:lsdException w:name="Medium Grid 2 Accent 5" w:uiPriority="68"/>
+    <w:lsdException w:name="Medium Grid 3 Accent 5" w:uiPriority="69"/>
+    <w:lsdException w:name="Dark List Accent 5" w:uiPriority="70"/>
+    <w:lsdException w:name="Colorful Shading Accent 5" w:uiPriority="71"/>
+    <w:lsdException w:name="Colorful List Accent 5" w:uiPriority="72"/>
+    <w:lsdException w:name="Colorful Grid Accent 5" w:uiPriority="73"/>
+    <w:lsdException w:name="Light Shading Accent 6" w:uiPriority="60"/>
+    <w:lsdException w:name="Light List Accent 6" w:uiPriority="61"/>
+    <w:lsdException w:name="Light Grid Accent 6" w:uiPriority="62"/>
+    <w:lsdException w:name="Medium Shading 1 Accent 6" w:uiPriority="63"/>
+    <w:lsdException w:name="Medium Shading 2 Accent 6" w:uiPriority="64"/>
+    <w:lsdException w:name="Medium List 1 Accent 6" w:uiPriority="65"/>
+    <w:lsdException w:name="Medium List 2 Accent 6" w:uiPriority="66"/>
+    <w:lsdException w:name="Medium Grid 1 Accent 6" w:uiPriority="67"/>
+    <w:lsdException w:name="Medium Grid 2 Accent 6" w:uiPriority="68"/>
+    <w:lsdException w:name="Medium Grid 3 Accent 6" w:uiPriority="69"/>
+    <w:lsdException w:name="Dark List Accent 6" w:uiPriority="70"/>
+    <w:lsdException w:name="Colorful Shading Accent 6" w:uiPriority="71"/>
+    <w:lsdException w:name="Colorful List Accent 6" w:uiPriority="72"/>
+    <w:lsdException w:name="Colorful Grid Accent 6" w:uiPriority="73"/>
+    <w:lsdException w:name="Subtle Emphasis" w:uiPriority="19" w:qFormat="1"/>
+    <w:lsdException w:name="Intense Emphasis" w:uiPriority="21" w:qFormat="1"/>
+    <w:lsdException w:name="Subtle Reference" w:uiPriority="31" w:qFormat="1"/>
+    <w:lsdException w:name="Intense Reference" w:uiPriority="32" w:qFormat="1"/>
+    <w:lsdException w:name="Book Title" w:uiPriority="33" w:qFormat="1"/>
+    <w:lsdException w:name="Bibliography" w:semiHidden="1" w:uiPriority="37" w:unhideWhenUsed="1"/>
+    <w:lsdException w:name="TOC Heading" w:semiHidden="1" w:uiPriority="39" w:unhideWhenUsed="1" w:qFormat="1"/>
+    <w:lsdException w:name="Plain Table 1" w:uiPriority="41"/>
+    <w:lsdException w:name="Plain Table 2" w:uiPriority="42"/>
+    <w:lsdException w:name="Plain Table 3" w:uiPriority="43"/>
+    <w:lsdException w:name="Plain Table 4" w:uiPriority="44"/>
+    <w:lsdException w:name="Plain Table 5" w:uiPriority="45"/>
+    <w:lsdException w:name="Grid Table Light" w:uiPriority="40"/>
+    <w:lsdException w:name="Grid Table 1 Light" w:uiPriority="46"/>
+    <w:lsdException w:name="Grid Table 2" w:uiPriority="47"/>
+    <w:lsdException w:name="Grid Table 3" w:uiPriority="48"/>
+    <w:lsdException w:name="Grid Table 4" w:uiPriority="49"/>
+    <w:lsdException w:name="Grid Table 5 Dark" w:uiPriority="50"/>
+    <w:lsdException w:name="Grid Table 6 Colorful" w:uiPriority="51"/>
+    <w:lsdException w:name="Grid Table 7 Colorful" w:uiPriority="52"/>
+    <w:lsdException w:name="Grid Table 1 Light Accent 1" w:uiPriority="46"/>
+    <w:lsdException w:name="Grid Table 2 Accent 1" w:uiPriority="47"/>
+    <w:lsdException w:name="Grid Table 3 Accent 1" w:uiPriority="48"/>
+    <w:lsdException w:name="Grid Table 4 Accent 1" w:uiPriority="49"/>
+    <w:lsdException w:name="Grid Table 5 Dark Accent 1" w:uiPriority="50"/>
+    <w:lsdException w:name="Grid Table 6 Colorful Accent 1" w:uiPriority="51"/>
+    <w:lsdException w:name="Grid Table 7 Colorful Accent 1" w:uiPriority="52"/>
+    <w:lsdException w:name="Grid Table 1 Light Accent 2" w:uiPriority="46"/>
+    <w:lsdException w:name="Grid Table 2 Accent 2" w:uiPriority="47"/>
+    <w:lsdException w:name="Grid Table 3 Accent 2" w:uiPriority="48"/>
+    <w:lsdException w:name="Grid Table 4 Accent 2" w:uiPriority="49"/>
+    <w:lsdException w:name="Grid Table 5 Dark Accent 2" w:uiPriority="50"/>
+    <w:lsdException w:name="Grid Table 6 Colorful Accent 2" w:uiPriority="51"/>
+    <w:lsdException w:name="Grid Table 7 Colorful Accent 2" w:uiPriority="52"/>
+    <w:lsdException w:name="Grid Table 1 Light Accent 3" w:uiPriority="46"/>
+    <w:lsdException w:name="Grid Table 2 Accent 3" w:uiPriority="47"/>
+    <w:lsdException w:name="Grid Table 3 Accent 3" w:uiPriority="48"/>
+    <w:lsdException w:name="Grid Table 4 Accent 3" w:uiPriority="49"/>
+    <w:lsdException w:name="Grid Table 5 Dark Accent 3" w:uiPriority="50"/>
+    <w:lsdException w:name="Grid Table 6 Colorful Accent 3" w:uiPriority="51"/>
+    <w:lsdException w:name="Grid Table 7 Colorful Accent 3" w:uiPriority="52"/>
+    <w:lsdException w:name="Grid Table 1 Light Accent 4" w:uiPriority="46"/>
+    <w:lsdException w:name="Grid Table 2 Accent 4" w:uiPriority="47"/>
+    <w:lsdException w:name="Grid Table 3 Accent 4" w:uiPriority="48"/>
+    <w:lsdException w:name="Grid Table 4 Accent 4" w:uiPriority="49"/>
+    <w:lsdException w:name="Grid Table 5 Dark Accent 4" w:uiPriority="50"/>
+    <w:lsdException w:name="Grid Table 6 Colorful Accent 4" w:uiPriority="51"/>
+    <w:lsdException w:name="Grid Table 7 Colorful Accent 4" w:uiPriority="52"/>
+    <w:lsdException w:name="Grid Table 1 Light Accent 5" w:uiPriority="46"/>
+    <w:lsdException w:name="Grid Table 2 Accent 5" w:uiPriority="47"/>
+    <w:lsdException w:name="Grid Table 3 Accent 5" w:uiPriority="48"/>
+    <w:lsdException w:name="Grid Table 4 Accent 5" w:uiPriority="49"/>
+    <w:lsdException w:name="Grid Table 5 Dark Accent 5" w:uiPriority="50"/>
+    <w:lsdException w:name="Grid Table 6 Colorful Accent 5" w:uiPriority="51"/>
+    <w:lsdException w:name="Grid Table 7 Colorful Accent 5" w:uiPriority="52"/>
+    <w:lsdException w:name="Grid Table 1 Light Accent 6" w:uiPriority="46"/>
+    <w:lsdException w:name="Grid Table 2 Accent 6" w:uiPriority="47"/>
+    <w:lsdException w:name="Grid Table 3 Accent 6" w:uiPriority="48"/>
+    <w:lsdException w:name="Grid Table 4 Accent 6" w:uiPriority="49"/>
+    <w:lsdException w:name="Grid Table 5 Dark Accent 6" w:uiPriority="50"/>
+    <w:lsdException w:name="Grid Table 6 Colorful Accent 6" w:uiPriority="51"/>
+    <w:lsdException w:name="Grid Table 7 Colorful Accent 6" w:uiPriority="52"/>
+    <w:lsdException w:name="List Table 1 Light" w:uiPriority="46"/>
+    <w:lsdException w:name="List Table 2" w:uiPriority="47"/>
+    <w:lsdException w:name="List Table 3" w:uiPriority="48"/>
+    <w:lsdException w:name="List Table 4" w:uiPriority="49"/>
+    <w:lsdException w:name="List Table 5 Dark" w:uiPriority="50"/>
+    <w:lsdException w:name="List Table 6 Colorful" w:uiPriority="51"/>
+    <w:lsdException w:name="List Table 7 Colorful" w:uiPriority="52"/>
+    <w:lsdException w:name="List Table 1 Light Accent 1" w:uiPriority="46"/>
+    <w:lsdException w:name="List Table 2 Accent 1" w:uiPriority="47"/>
+    <w:lsdException w:name="List Table 3 Accent 1" w:uiPriority="48"/>
+    <w:lsdException w:name="List Table 4 Accent 1" w:uiPriority="49"/>
+    <w:lsdException w:name="List Table 5 Dark Accent 1" w:uiPriority="50"/>
+    <w:lsdException w:name="List Table 6 Colorful Accent 1" w:uiPriority="51"/>
+    <w:lsdException w:name="List Table 7 Colorful Accent 1" w:uiPriority="52"/>
+    <w:lsdException w:name="List Table 1 Light Accent 2" w:uiPriority="46"/>
+    <w:lsdException w:name="List Table 2 Accent 2" w:uiPriority="47"/>
+    <w:lsdException w:name="List Table 3 Accent 2" w:uiPriority="48"/>
+    <w:lsdException w:name="List Table 4 Accent 2" w:uiPriority="49"/>
+    <w:lsdException w:name="List Table 5 Dark Accent 2" w:uiPriority="50"/>
+    <w:lsdException w:name="List Table 6 Colorful Accent 2" w:uiPriority="51"/>
+    <w:lsdException w:name="List Table 7 Colorful Accent 2" w:uiPriority="52"/>
+    <w:lsdException w:name="List Table 1 Light Accent 3" w:uiPriority="46"/>
+    <w:lsdException w:name="List Table 2 Accent 3" w:uiPriority="47"/>
+    <w:lsdException w:name="List Table 3 Accent 3" w:uiPriority="48"/>
+    <w:lsdException w:name="List Table 4 Accent 3" w:uiPriority="49"/>
+    <w:lsdException w:name="List Table 5 Dark Accent 3" w:uiPriority="50"/>
+    <w:lsdException w:name="List Table 6 Colorful Accent 3" w:uiPriority="51"/>
+    <w:lsdException w:name="List Table 7 Colorful Accent 3" w:uiPriority="52"/>
+    <w:lsdException w:name="List Table 1 Light Accent 4" w:uiPriority="46"/>
+    <w:lsdException w:name="List Table 2 Accent 4" w:uiPriority="47"/>
+    <w:lsdException w:name="List Table 3 Accent 4" w:uiPriority="48"/>
+    <w:lsdException w:name="List Table 4 Accent 4" w:uiPriority="49"/>
+    <w:lsdException w:name="List Table 5 Dark Accent 4" w:uiPriority="50"/>
+    <w:lsdException w:name="List Table 6 Colorful Accent 4" w:uiPriority="51"/>
+    <w:lsdException w:name="List Table 7 Colorful Accent 4" w:uiPriority="52"/>
+    <w:lsdException w:name="List Table 1 Light Accent 5" w:uiPriority="46"/>
+    <w:lsdException w:name="List Table 2 Accent 5" w:uiPriority="47"/>
+    <w:lsdException w:name="List Table 3 Accent 5" w:uiPriority="48"/>
+    <w:lsdException w:name="List Table 4 Accent 5" w:uiPriority="49"/>
+    <w:lsdException w:name="List Table 5 Dark Accent 5" w:uiPriority="50"/>
+    <w:lsdException w:name="List Table 6 Colorful Accent 5" w:uiPriority="51"/>
+    <w:lsdException w:name="List Table 7 Colorful Accent 5" w:uiPriority="52"/>
+    <w:lsdException w:name="List Table 1 Light Accent 6" w:uiPriority="46"/>
+    <w:lsdException w:name="List Table 2 Accent 6" w:uiPriority="47"/>
+    <w:lsdException w:name="List Table 3 Accent 6" w:uiPriority="48"/>
+    <w:lsdException w:name="List Table 4 Accent 6" w:uiPriority="49"/>
+    <w:lsdException w:name="List Table 5 Dark Accent 6" w:uiPriority="50"/>
+    <w:lsdException w:name="List Table 6 Colorful Accent 6" w:uiPriority="51"/>
+    <w:lsdException w:name="List Table 7 Colorful Accent 6" w:uiPriority="52"/>
+    <w:lsdException w:name="Mention" w:semiHidden="1" w:unhideWhenUsed="1"/>
+    <w:lsdException w:name="Smart Hyperlink" w:semiHidden="1" w:unhideWhenUsed="1"/>
+    <w:lsdException w:name="Hashtag" w:semiHidden="1" w:unhideWhenUsed="1"/>
+    <w:lsdException w:name="Unresolved Mention" w:semiHidden="1" w:unhideWhenUsed="1"/>
+    <w:lsdException w:name="Smart Link" w:semiHidden="1" w:unhideWhenUsed="1"/>
+  </w:latentStyles>
+  <w:style w:type="paragraph" w:default="1" w:styleId="Normal">
     <w:name w:val="Normal"/>
     <w:qFormat/>
+    <w:rsid w:val="00807C1C"/>
     <w:pPr>
-      <w:widowControl w:val="false"/>
-      <w:kinsoku w:val="true"/>
-      <w:overflowPunct w:val="true"/>
-      <w:autoSpaceDE w:val="true"/>
-      <w:bidi w:val="0"/>
+      <w:spacing w:after="240" w:line="276" w:lineRule="auto"/>
     </w:pPr>
     <w:rPr>
-      <w:rFonts w:ascii="Liberation Serif" w:hAnsi="Liberation Serif" w:eastAsia="DejaVu Sans" w:cs="Droid Sans Devanagari"/>
-      <w:color w:val="auto"/>
-      <w:kern w:val="2"/>
+      <w:rFonts w:eastAsia="DejaVu Sans" w:cstheme="minorHAnsi"/>
+      <w:sz w:val="28"/>
+      <w:szCs w:val="28"/>
+    </w:rPr>
+  </w:style>
+  <w:style w:type="paragraph" w:styleId="Heading1">
+    <w:name w:val="heading 1"/>
+    <w:basedOn w:val="NoSpacing"/>
+    <w:next w:val="Normal"/>
+    <w:link w:val="Heading1Char"/>
+    <w:qFormat/>
+    <w:rsid w:val="00807C1C"/>
+    <w:pPr>
+      <w:keepNext/>
+      <w:spacing w:before="240" w:after="60"/>
+      <w:outlineLvl w:val="0"/>
+    </w:pPr>
+    <w:rPr>
+      <w:rFonts w:eastAsiaTheme="majorEastAsia"/>
+      <w:b/>
+      <w:kern w:val="28"/>
+      <w:sz w:val="56"/>
+    </w:rPr>
+  </w:style>
+  <w:style w:type="paragraph" w:styleId="Heading2">
+    <w:name w:val="heading 2"/>
+    <w:basedOn w:val="Heading1"/>
+    <w:next w:val="Normal"/>
+    <w:link w:val="Heading2Char"/>
+    <w:qFormat/>
+    <w:rsid w:val="00807C1C"/>
+    <w:pPr>
+      <w:numPr>
+        <w:ilvl w:val="1"/>
+        <w:numId w:val="7"/>
+      </w:numPr>
+      <w:outlineLvl w:val="1"/>
+    </w:pPr>
+    <w:rPr>
+      <w:rFonts w:asciiTheme="majorHAnsi" w:hAnsiTheme="majorHAnsi"/>
+      <w:sz w:val="48"/>
+      <w:szCs w:val="48"/>
+    </w:rPr>
+  </w:style>
+  <w:style w:type="paragraph" w:styleId="Heading3">
+    <w:name w:val="heading 3"/>
+    <w:basedOn w:val="Heading2"/>
+    <w:next w:val="Normal"/>
+    <w:link w:val="Heading3Char"/>
+    <w:qFormat/>
+    <w:rsid w:val="00807C1C"/>
+    <w:pPr>
+      <w:outlineLvl w:val="2"/>
+    </w:pPr>
+    <w:rPr>
+      <w:sz w:val="40"/>
+    </w:rPr>
+  </w:style>
+  <w:style w:type="paragraph" w:styleId="Heading4">
+    <w:name w:val="heading 4"/>
+    <w:basedOn w:val="Heading3"/>
+    <w:next w:val="Normal"/>
+    <w:link w:val="Heading4Char"/>
+    <w:qFormat/>
+    <w:rsid w:val="00807C1C"/>
+    <w:pPr>
+      <w:numPr>
+        <w:ilvl w:val="3"/>
+      </w:numPr>
+      <w:outlineLvl w:val="3"/>
+    </w:pPr>
+    <w:rPr>
+      <w:sz w:val="32"/>
+    </w:rPr>
+  </w:style>
+  <w:style w:type="paragraph" w:styleId="Heading5">
+    <w:name w:val="heading 5"/>
+    <w:basedOn w:val="Heading4"/>
+    <w:next w:val="Normal"/>
+    <w:link w:val="Heading5Char"/>
+    <w:qFormat/>
+    <w:rsid w:val="00807C1C"/>
+    <w:pPr>
+      <w:numPr>
+        <w:ilvl w:val="4"/>
+      </w:numPr>
+      <w:outlineLvl w:val="4"/>
+    </w:pPr>
+    <w:rPr>
+      <w:sz w:val="28"/>
+    </w:rPr>
+  </w:style>
+  <w:style w:type="paragraph" w:styleId="Heading6">
+    <w:name w:val="heading 6"/>
+    <w:basedOn w:val="Heading5"/>
+    <w:next w:val="Normal"/>
+    <w:link w:val="Heading6Char"/>
+    <w:qFormat/>
+    <w:rsid w:val="00807C1C"/>
+    <w:pPr>
+      <w:numPr>
+        <w:ilvl w:val="5"/>
+      </w:numPr>
+      <w:outlineLvl w:val="5"/>
+    </w:pPr>
+    <w:rPr>
+      <w:bCs/>
       <w:sz w:val="24"/>
       <w:szCs w:val="24"/>
-      <w:lang w:val="en-US" w:eastAsia="zh-CN" w:bidi="hi-IN"/>
-    </w:rPr>
-  </w:style>
-  <w:style w:type="character" w:styleId="FootnoteSymbol">
+      <w:u w:val="single"/>
+    </w:rPr>
+  </w:style>
+  <w:style w:type="paragraph" w:styleId="Heading7">
+    <w:name w:val="heading 7"/>
+    <w:basedOn w:val="Heading6"/>
+    <w:next w:val="Normal"/>
+    <w:link w:val="Heading7Char"/>
+    <w:qFormat/>
+    <w:rsid w:val="00807C1C"/>
+    <w:pPr>
+      <w:keepNext w:val="0"/>
+      <w:numPr>
+        <w:ilvl w:val="0"/>
+        <w:numId w:val="0"/>
+      </w:numPr>
+      <w:outlineLvl w:val="6"/>
+    </w:pPr>
+    <w:rPr>
+      <w:b w:val="0"/>
+      <w:kern w:val="0"/>
+    </w:rPr>
+  </w:style>
+  <w:style w:type="paragraph" w:styleId="Heading8">
+    <w:name w:val="heading 8"/>
+    <w:basedOn w:val="Heading6"/>
+    <w:next w:val="Normal"/>
+    <w:link w:val="Heading8Char"/>
+    <w:qFormat/>
+    <w:rsid w:val="00807C1C"/>
+    <w:pPr>
+      <w:outlineLvl w:val="7"/>
+    </w:pPr>
+    <w:rPr>
+      <w:i/>
+      <w:iCs/>
+      <w:u w:val="none"/>
+    </w:rPr>
+  </w:style>
+  <w:style w:type="paragraph" w:styleId="Heading9">
+    <w:name w:val="heading 9"/>
+    <w:basedOn w:val="Heading8"/>
+    <w:next w:val="Normal"/>
+    <w:link w:val="Heading9Char"/>
+    <w:qFormat/>
+    <w:rsid w:val="00807C1C"/>
+    <w:pPr>
+      <w:outlineLvl w:val="8"/>
+    </w:pPr>
+    <w:rPr>
+      <w:b w:val="0"/>
+      <w:bCs w:val="0"/>
+    </w:rPr>
+  </w:style>
+  <w:style w:type="character" w:default="1" w:styleId="DefaultParagraphFont">
+    <w:name w:val="Default Paragraph Font"/>
+    <w:uiPriority w:val="1"/>
+    <w:semiHidden/>
+    <w:unhideWhenUsed/>
+  </w:style>
+  <w:style w:type="table" w:default="1" w:styleId="TableNormal">
+    <w:name w:val="Normal Table"/>
+    <w:uiPriority w:val="99"/>
+    <w:semiHidden/>
+    <w:unhideWhenUsed/>
+    <w:tblPr>
+      <w:tblInd w:w="0" w:type="dxa"/>
+      <w:tblCellMar>
+        <w:top w:w="0" w:type="dxa"/>
+        <w:left w:w="108" w:type="dxa"/>
+        <w:bottom w:w="0" w:type="dxa"/>
+        <w:right w:w="108" w:type="dxa"/>
+      </w:tblCellMar>
+    </w:tblPr>
+  </w:style>
+  <w:style w:type="numbering" w:default="1" w:styleId="NoList">
+    <w:name w:val="No List"/>
+    <w:uiPriority w:val="99"/>
+    <w:semiHidden/>
+    <w:unhideWhenUsed/>
+  </w:style>
+  <w:style w:type="character" w:customStyle="1" w:styleId="FootnoteSymbol">
     <w:name w:val="Footnote_Symbol"/>
-    <w:qFormat/>
     <w:rPr>
       <w:vertAlign w:val="superscript"/>
     </w:rPr>
   </w:style>
-  <w:style w:type="character" w:styleId="EndnoteSymbol">
+  <w:style w:type="character" w:customStyle="1" w:styleId="EndnoteSymbol">
     <w:name w:val="Endnote_Symbol"/>
-    <w:qFormat/>
     <w:rPr>
       <w:vertAlign w:val="superscript"/>
     </w:rPr>
   </w:style>
   <w:style w:type="character" w:styleId="FootnoteReference">
-    <w:name w:val="Footnote Reference"/>
+    <w:name w:val="footnote reference"/>
     <w:rPr>
       <w:vertAlign w:val="superscript"/>
     </w:rPr>
   </w:style>
   <w:style w:type="character" w:styleId="EndnoteReference">
-    <w:name w:val="Endnote Reference"/>
+    <w:name w:val="endnote reference"/>
     <w:rPr>
       <w:vertAlign w:val="superscript"/>
     </w:rPr>
   </w:style>
-  <w:style w:type="character" w:styleId="FootnoteAnchor">
+  <w:style w:type="character" w:customStyle="1" w:styleId="FootnoteAnchor">
     <w:name w:val="Footnote Anchor"/>
-    <w:qFormat/>
     <w:rPr>
       <w:vertAlign w:val="superscript"/>
     </w:rPr>
   </w:style>
-  <w:style w:type="character" w:styleId="EndnoteAnchor">
+  <w:style w:type="character" w:customStyle="1" w:styleId="EndnoteAnchor">
     <w:name w:val="Endnote Anchor"/>
-    <w:qFormat/>
     <w:rPr>
       <w:vertAlign w:val="superscript"/>
     </w:rPr>
   </w:style>
-  <w:style w:type="paragraph" w:styleId="Heading">
+  <w:style w:type="paragraph" w:customStyle="1" w:styleId="Heading">
     <w:name w:val="Heading"/>
     <w:basedOn w:val="Normal"/>
     <w:next w:val="BodyText"/>
-    <w:qFormat/>
     <w:pPr>
-      <w:keepNext w:val="true"/>
+      <w:keepNext/>
       <w:spacing w:before="240" w:after="120"/>
     </w:pPr>
     <w:rPr>
-      <w:rFonts w:ascii="Liberation Sans" w:hAnsi="Liberation Sans" w:eastAsia="DejaVu Sans" w:cs="Droid Sans Devanagari"/>
-      <w:sz w:val="28"/>
-      <w:szCs w:val="28"/>
+      <w:rFonts w:ascii="Liberation Sans" w:hAnsi="Liberation Sans" w:cs="Droid Sans Devanagari"/>
     </w:rPr>
   </w:style>
   <w:style w:type="paragraph" w:styleId="BodyText">
     <w:name w:val="Body Text"/>
     <w:basedOn w:val="Normal"/>
     <w:pPr>
-      <w:spacing w:lineRule="auto" w:line="276" w:before="0" w:after="140"/>
+      <w:spacing w:after="140"/>
     </w:pPr>
-    <w:rPr/>
   </w:style>
   <w:style w:type="paragraph" w:styleId="List">
     <w:name w:val="List"/>
     <w:basedOn w:val="TextBody"/>
-    <w:pPr/>
-    <w:rPr/>
   </w:style>
   <w:style w:type="paragraph" w:styleId="Caption">
-    <w:name w:val="Caption"/>
+    <w:name w:val="caption"/>
     <w:basedOn w:val="Normal"/>
-    <w:qFormat/>
-    <w:pPr/>
-    <w:rPr/>
-  </w:style>
-  <w:style w:type="paragraph" w:styleId="Index">
+    <w:next w:val="Normal"/>
+    <w:uiPriority w:val="35"/>
+    <w:unhideWhenUsed/>
+    <w:qFormat/>
+    <w:rsid w:val="00807C1C"/>
+    <w:pPr>
+      <w:spacing w:after="200"/>
+    </w:pPr>
+    <w:rPr>
+      <w:i/>
+      <w:iCs/>
+      <w:color w:val="000000" w:themeColor="text2"/>
+      <w:szCs w:val="18"/>
+    </w:rPr>
+  </w:style>
+  <w:style w:type="paragraph" w:customStyle="1" w:styleId="Index">
     <w:name w:val="Index"/>
     <w:basedOn w:val="Normal"/>
-    <w:qFormat/>
-    <w:pPr/>
-    <w:rPr/>
-  </w:style>
-  <w:style w:type="paragraph" w:styleId="TextBody">
+  </w:style>
+  <w:style w:type="paragraph" w:customStyle="1" w:styleId="TextBody">
     <w:name w:val="Text Body"/>
     <w:basedOn w:val="Normal"/>
-    <w:qFormat/>
-    <w:pPr/>
-    <w:rPr/>
-  </w:style>
-  <w:style w:type="paragraph" w:styleId="TableContents">
+  </w:style>
+  <w:style w:type="paragraph" w:customStyle="1" w:styleId="TableContents">
     <w:name w:val="Table Contents"/>
     <w:basedOn w:val="TextBody"/>
-    <w:qFormat/>
-    <w:pPr/>
-    <w:rPr/>
-  </w:style>
-  <w:style w:type="paragraph" w:styleId="TableHeading">
+  </w:style>
+  <w:style w:type="paragraph" w:customStyle="1" w:styleId="TableHeading">
     <w:name w:val="Table Heading"/>
     <w:basedOn w:val="TableContents"/>
-    <w:qFormat/>
-    <w:pPr/>
-    <w:rPr/>
-  </w:style>
-  <w:style w:type="paragraph" w:styleId="HeaderandFooter">
+  </w:style>
+  <w:style w:type="paragraph" w:customStyle="1" w:styleId="HeaderandFooter">
     <w:name w:val="Header and Footer"/>
     <w:basedOn w:val="Normal"/>
-    <w:qFormat/>
     <w:pPr>
       <w:suppressLineNumbers/>
       <w:tabs>
-        <w:tab w:val="clear" w:pos="720"/>
-        <w:tab w:val="center" w:pos="4986" w:leader="none"/>
-        <w:tab w:val="right" w:pos="9972" w:leader="none"/>
+        <w:tab w:val="center" w:pos="4986"/>
+        <w:tab w:val="right" w:pos="9972"/>
       </w:tabs>
     </w:pPr>
-    <w:rPr/>
   </w:style>
   <w:style w:type="paragraph" w:styleId="Header">
-    <w:name w:val="Header"/>
+    <w:name w:val="header"/>
     <w:basedOn w:val="Normal"/>
-    <w:pPr/>
-    <w:rPr/>
   </w:style>
   <w:style w:type="paragraph" w:styleId="Footer">
-    <w:name w:val="Footer"/>
+    <w:name w:val="footer"/>
     <w:basedOn w:val="Normal"/>
-    <w:pPr/>
-    <w:rPr/>
   </w:style>
   <w:style w:type="paragraph" w:styleId="FootnoteText">
-    <w:name w:val="Footnote Text"/>
+    <w:name w:val="footnote text"/>
     <w:basedOn w:val="Normal"/>
-    <w:pPr/>
-    <w:rPr/>
   </w:style>
   <w:style w:type="paragraph" w:styleId="EndnoteText">
-    <w:name w:val="Endnote Text"/>
+    <w:name w:val="endnote text"/>
     <w:basedOn w:val="Normal"/>
-    <w:pPr/>
-    <w:rPr/>
+  </w:style>
+  <w:style w:type="paragraph" w:customStyle="1" w:styleId="Subheading1">
+    <w:name w:val="Subheading 1"/>
+    <w:basedOn w:val="Heading1"/>
+    <w:next w:val="Normal"/>
+    <w:link w:val="Subheading1Char"/>
+    <w:qFormat/>
+    <w:rsid w:val="00807C1C"/>
+    <w:pPr>
+      <w:spacing w:before="0" w:after="0" w:line="240" w:lineRule="auto"/>
+      <w:contextualSpacing/>
+    </w:pPr>
+    <w:rPr>
+      <w:rFonts w:asciiTheme="majorHAnsi" w:eastAsiaTheme="minorHAnsi" w:hAnsiTheme="majorHAnsi"/>
+      <w:sz w:val="48"/>
+      <w:szCs w:val="48"/>
+      <w:vertAlign w:val="superscript"/>
+    </w:rPr>
+  </w:style>
+  <w:style w:type="character" w:customStyle="1" w:styleId="Subheading1Char">
+    <w:name w:val="Subheading 1 Char"/>
+    <w:basedOn w:val="DefaultParagraphFont"/>
+    <w:link w:val="Subheading1"/>
+    <w:rsid w:val="00807C1C"/>
+    <w:rPr>
+      <w:rFonts w:asciiTheme="majorHAnsi" w:hAnsiTheme="majorHAnsi" w:cstheme="minorHAnsi"/>
+      <w:b/>
+      <w:kern w:val="28"/>
+      <w:sz w:val="48"/>
+      <w:szCs w:val="48"/>
+      <w:vertAlign w:val="superscript"/>
+    </w:rPr>
+  </w:style>
+  <w:style w:type="character" w:customStyle="1" w:styleId="Heading1Char">
+    <w:name w:val="Heading 1 Char"/>
+    <w:basedOn w:val="DefaultParagraphFont"/>
+    <w:link w:val="Heading1"/>
+    <w:rsid w:val="00807C1C"/>
+    <w:rPr>
+      <w:rFonts w:eastAsiaTheme="majorEastAsia" w:cstheme="minorHAnsi"/>
+      <w:b/>
+      <w:kern w:val="28"/>
+      <w:sz w:val="56"/>
+      <w:szCs w:val="28"/>
+    </w:rPr>
+  </w:style>
+  <w:style w:type="paragraph" w:customStyle="1" w:styleId="Subheading2">
+    <w:name w:val="Subheading 2"/>
+    <w:basedOn w:val="Subheading1"/>
+    <w:next w:val="Normal"/>
+    <w:link w:val="Subheading2Char"/>
+    <w:qFormat/>
+    <w:rsid w:val="00807C1C"/>
+  </w:style>
+  <w:style w:type="character" w:customStyle="1" w:styleId="Subheading2Char">
+    <w:name w:val="Subheading 2 Char"/>
+    <w:basedOn w:val="Subheading1Char"/>
+    <w:link w:val="Subheading2"/>
+    <w:rsid w:val="00807C1C"/>
+    <w:rPr>
+      <w:rFonts w:asciiTheme="majorHAnsi" w:hAnsiTheme="majorHAnsi" w:cstheme="minorHAnsi"/>
+      <w:b/>
+      <w:kern w:val="28"/>
+      <w:sz w:val="48"/>
+      <w:szCs w:val="48"/>
+      <w:vertAlign w:val="superscript"/>
+    </w:rPr>
+  </w:style>
+  <w:style w:type="paragraph" w:customStyle="1" w:styleId="Subheading3">
+    <w:name w:val="Subheading 3"/>
+    <w:basedOn w:val="Subheading2"/>
+    <w:next w:val="Normal"/>
+    <w:link w:val="Subheading3Char"/>
+    <w:qFormat/>
+    <w:rsid w:val="00807C1C"/>
+    <w:rPr>
+      <w:sz w:val="40"/>
+      <w:szCs w:val="40"/>
+    </w:rPr>
+  </w:style>
+  <w:style w:type="character" w:customStyle="1" w:styleId="Subheading3Char">
+    <w:name w:val="Subheading 3 Char"/>
+    <w:basedOn w:val="Subheading2Char"/>
+    <w:link w:val="Subheading3"/>
+    <w:rsid w:val="00807C1C"/>
+    <w:rPr>
+      <w:rFonts w:asciiTheme="majorHAnsi" w:hAnsiTheme="majorHAnsi" w:cstheme="minorHAnsi"/>
+      <w:b/>
+      <w:kern w:val="28"/>
+      <w:sz w:val="40"/>
+      <w:szCs w:val="40"/>
+      <w:vertAlign w:val="superscript"/>
+    </w:rPr>
+  </w:style>
+  <w:style w:type="paragraph" w:customStyle="1" w:styleId="Suptitle">
+    <w:name w:val="Suptitle"/>
+    <w:basedOn w:val="Subtitle"/>
+    <w:link w:val="SuptitleChar"/>
+    <w:qFormat/>
+    <w:rsid w:val="00807C1C"/>
+    <w:pPr>
+      <w:spacing w:before="240" w:line="240" w:lineRule="auto"/>
+    </w:pPr>
+    <w:rPr>
+      <w:vertAlign w:val="subscript"/>
+    </w:rPr>
+  </w:style>
+  <w:style w:type="character" w:customStyle="1" w:styleId="SuptitleChar">
+    <w:name w:val="Suptitle Char"/>
+    <w:basedOn w:val="SubtitleChar"/>
+    <w:link w:val="Suptitle"/>
+    <w:rsid w:val="00807C1C"/>
+    <w:rPr>
+      <w:rFonts w:asciiTheme="majorHAnsi" w:eastAsiaTheme="majorEastAsia" w:hAnsiTheme="majorHAnsi" w:cstheme="majorBidi"/>
+      <w:color w:val="7F7F7F" w:themeColor="text1" w:themeTint="80"/>
+      <w:spacing w:val="-10"/>
+      <w:kern w:val="28"/>
+      <w:sz w:val="72"/>
+      <w:szCs w:val="72"/>
+      <w:vertAlign w:val="subscript"/>
+    </w:rPr>
+  </w:style>
+  <w:style w:type="paragraph" w:styleId="Subtitle">
+    <w:name w:val="Subtitle"/>
+    <w:basedOn w:val="Title"/>
+    <w:next w:val="Normal"/>
+    <w:link w:val="SubtitleChar"/>
+    <w:uiPriority w:val="11"/>
+    <w:qFormat/>
+    <w:rsid w:val="00807C1C"/>
+    <w:rPr>
+      <w:b w:val="0"/>
+      <w:bCs w:val="0"/>
+      <w:color w:val="7F7F7F" w:themeColor="text1" w:themeTint="80"/>
+      <w:vertAlign w:val="superscript"/>
+    </w:rPr>
+  </w:style>
+  <w:style w:type="character" w:customStyle="1" w:styleId="SubtitleChar">
+    <w:name w:val="Subtitle Char"/>
+    <w:basedOn w:val="DefaultParagraphFont"/>
+    <w:link w:val="Subtitle"/>
+    <w:uiPriority w:val="11"/>
+    <w:rsid w:val="00807C1C"/>
+    <w:rPr>
+      <w:rFonts w:asciiTheme="majorHAnsi" w:eastAsiaTheme="majorEastAsia" w:hAnsiTheme="majorHAnsi" w:cstheme="majorBidi"/>
+      <w:color w:val="7F7F7F" w:themeColor="text1" w:themeTint="80"/>
+      <w:spacing w:val="-10"/>
+      <w:kern w:val="28"/>
+      <w:sz w:val="72"/>
+      <w:szCs w:val="72"/>
+      <w:vertAlign w:val="superscript"/>
+    </w:rPr>
+  </w:style>
+  <w:style w:type="paragraph" w:styleId="NoSpacing">
+    <w:name w:val="No Spacing"/>
+    <w:basedOn w:val="Normal"/>
+    <w:uiPriority w:val="1"/>
+    <w:qFormat/>
+    <w:rsid w:val="00807C1C"/>
+    <w:pPr>
+      <w:spacing w:after="0"/>
+    </w:pPr>
+  </w:style>
+  <w:style w:type="character" w:customStyle="1" w:styleId="Heading2Char">
+    <w:name w:val="Heading 2 Char"/>
+    <w:basedOn w:val="DefaultParagraphFont"/>
+    <w:link w:val="Heading2"/>
+    <w:rsid w:val="00807C1C"/>
+    <w:rPr>
+      <w:rFonts w:asciiTheme="majorHAnsi" w:eastAsiaTheme="majorEastAsia" w:hAnsiTheme="majorHAnsi" w:cstheme="minorHAnsi"/>
+      <w:b/>
+      <w:kern w:val="28"/>
+      <w:sz w:val="48"/>
+      <w:szCs w:val="48"/>
+    </w:rPr>
+  </w:style>
+  <w:style w:type="character" w:customStyle="1" w:styleId="Heading3Char">
+    <w:name w:val="Heading 3 Char"/>
+    <w:basedOn w:val="DefaultParagraphFont"/>
+    <w:link w:val="Heading3"/>
+    <w:rsid w:val="00807C1C"/>
+    <w:rPr>
+      <w:rFonts w:asciiTheme="majorHAnsi" w:eastAsiaTheme="majorEastAsia" w:hAnsiTheme="majorHAnsi" w:cstheme="minorHAnsi"/>
+      <w:b/>
+      <w:kern w:val="28"/>
+      <w:sz w:val="40"/>
+      <w:szCs w:val="48"/>
+    </w:rPr>
+  </w:style>
+  <w:style w:type="character" w:customStyle="1" w:styleId="Heading4Char">
+    <w:name w:val="Heading 4 Char"/>
+    <w:basedOn w:val="DefaultParagraphFont"/>
+    <w:link w:val="Heading4"/>
+    <w:rsid w:val="00807C1C"/>
+    <w:rPr>
+      <w:rFonts w:asciiTheme="majorHAnsi" w:eastAsiaTheme="majorEastAsia" w:hAnsiTheme="majorHAnsi" w:cstheme="minorHAnsi"/>
+      <w:b/>
+      <w:kern w:val="28"/>
+      <w:sz w:val="32"/>
+      <w:szCs w:val="48"/>
+    </w:rPr>
+  </w:style>
+  <w:style w:type="character" w:customStyle="1" w:styleId="Heading5Char">
+    <w:name w:val="Heading 5 Char"/>
+    <w:basedOn w:val="DefaultParagraphFont"/>
+    <w:link w:val="Heading5"/>
+    <w:rsid w:val="00807C1C"/>
+    <w:rPr>
+      <w:rFonts w:asciiTheme="majorHAnsi" w:eastAsiaTheme="majorEastAsia" w:hAnsiTheme="majorHAnsi" w:cstheme="minorHAnsi"/>
+      <w:b/>
+      <w:kern w:val="28"/>
+      <w:sz w:val="28"/>
+      <w:szCs w:val="48"/>
+    </w:rPr>
+  </w:style>
+  <w:style w:type="character" w:customStyle="1" w:styleId="Heading6Char">
+    <w:name w:val="Heading 6 Char"/>
+    <w:basedOn w:val="DefaultParagraphFont"/>
+    <w:link w:val="Heading6"/>
+    <w:rsid w:val="00807C1C"/>
+    <w:rPr>
+      <w:rFonts w:asciiTheme="majorHAnsi" w:eastAsiaTheme="majorEastAsia" w:hAnsiTheme="majorHAnsi" w:cstheme="minorHAnsi"/>
+      <w:b/>
+      <w:bCs/>
+      <w:kern w:val="28"/>
+      <w:sz w:val="24"/>
+      <w:szCs w:val="24"/>
+      <w:u w:val="single"/>
+    </w:rPr>
+  </w:style>
+  <w:style w:type="character" w:customStyle="1" w:styleId="Heading7Char">
+    <w:name w:val="Heading 7 Char"/>
+    <w:basedOn w:val="DefaultParagraphFont"/>
+    <w:link w:val="Heading7"/>
+    <w:rsid w:val="00807C1C"/>
+    <w:rPr>
+      <w:rFonts w:asciiTheme="majorHAnsi" w:eastAsiaTheme="majorEastAsia" w:hAnsiTheme="majorHAnsi" w:cstheme="minorHAnsi"/>
+      <w:bCs/>
+      <w:sz w:val="24"/>
+      <w:szCs w:val="24"/>
+      <w:u w:val="single"/>
+    </w:rPr>
+  </w:style>
+  <w:style w:type="character" w:customStyle="1" w:styleId="Heading8Char">
+    <w:name w:val="Heading 8 Char"/>
+    <w:basedOn w:val="DefaultParagraphFont"/>
+    <w:link w:val="Heading8"/>
+    <w:rsid w:val="00807C1C"/>
+    <w:rPr>
+      <w:rFonts w:asciiTheme="majorHAnsi" w:eastAsiaTheme="majorEastAsia" w:hAnsiTheme="majorHAnsi" w:cstheme="minorHAnsi"/>
+      <w:b/>
+      <w:bCs/>
+      <w:i/>
+      <w:iCs/>
+      <w:kern w:val="28"/>
+      <w:sz w:val="24"/>
+      <w:szCs w:val="24"/>
+    </w:rPr>
+  </w:style>
+  <w:style w:type="character" w:customStyle="1" w:styleId="Heading9Char">
+    <w:name w:val="Heading 9 Char"/>
+    <w:basedOn w:val="DefaultParagraphFont"/>
+    <w:link w:val="Heading9"/>
+    <w:rsid w:val="00807C1C"/>
+    <w:rPr>
+      <w:rFonts w:asciiTheme="majorHAnsi" w:eastAsiaTheme="majorEastAsia" w:hAnsiTheme="majorHAnsi" w:cstheme="minorHAnsi"/>
+      <w:i/>
+      <w:iCs/>
+      <w:kern w:val="28"/>
+      <w:sz w:val="24"/>
+      <w:szCs w:val="24"/>
+    </w:rPr>
+  </w:style>
+  <w:style w:type="paragraph" w:styleId="Title">
+    <w:name w:val="Title"/>
+    <w:basedOn w:val="NoSpacing"/>
+    <w:next w:val="Normal"/>
+    <w:link w:val="TitleChar"/>
+    <w:uiPriority w:val="10"/>
+    <w:qFormat/>
+    <w:rsid w:val="00807C1C"/>
+    <w:rPr>
+      <w:rFonts w:asciiTheme="majorHAnsi" w:eastAsiaTheme="majorEastAsia" w:hAnsiTheme="majorHAnsi" w:cstheme="majorBidi"/>
+      <w:b/>
+      <w:bCs/>
+      <w:spacing w:val="-10"/>
+      <w:kern w:val="28"/>
+      <w:sz w:val="72"/>
+      <w:szCs w:val="72"/>
+    </w:rPr>
+  </w:style>
+  <w:style w:type="character" w:customStyle="1" w:styleId="TitleChar">
+    <w:name w:val="Title Char"/>
+    <w:basedOn w:val="DefaultParagraphFont"/>
+    <w:link w:val="Title"/>
+    <w:uiPriority w:val="10"/>
+    <w:rsid w:val="00807C1C"/>
+    <w:rPr>
+      <w:rFonts w:asciiTheme="majorHAnsi" w:eastAsiaTheme="majorEastAsia" w:hAnsiTheme="majorHAnsi" w:cstheme="majorBidi"/>
+      <w:b/>
+      <w:bCs/>
+      <w:spacing w:val="-10"/>
+      <w:kern w:val="28"/>
+      <w:sz w:val="72"/>
+      <w:szCs w:val="72"/>
+    </w:rPr>
+  </w:style>
+  <w:style w:type="character" w:styleId="Strong">
+    <w:name w:val="Strong"/>
+    <w:uiPriority w:val="22"/>
+    <w:qFormat/>
+    <w:rsid w:val="00807C1C"/>
+    <w:rPr>
+      <w:b/>
+      <w:bCs/>
+    </w:rPr>
+  </w:style>
+  <w:style w:type="character" w:styleId="Emphasis">
+    <w:name w:val="Emphasis"/>
+    <w:uiPriority w:val="20"/>
+    <w:qFormat/>
+    <w:rsid w:val="00807C1C"/>
+    <w:rPr>
+      <w:rFonts w:asciiTheme="minorHAnsi" w:hAnsiTheme="minorHAnsi" w:cstheme="minorHAnsi"/>
+      <w:i/>
+      <w:iCs/>
+      <w:sz w:val="28"/>
+      <w:szCs w:val="28"/>
+    </w:rPr>
+  </w:style>
+  <w:style w:type="paragraph" w:styleId="ListParagraph">
+    <w:name w:val="List Paragraph"/>
+    <w:basedOn w:val="Normal"/>
+    <w:uiPriority w:val="34"/>
+    <w:qFormat/>
+    <w:rsid w:val="00807C1C"/>
+    <w:pPr>
+      <w:ind w:left="720"/>
+      <w:contextualSpacing/>
+    </w:pPr>
+    <w:rPr>
+      <w:rFonts w:eastAsia="Times New Roman"/>
+    </w:rPr>
+  </w:style>
+  <w:style w:type="paragraph" w:styleId="Quote">
+    <w:name w:val="Quote"/>
+    <w:basedOn w:val="Normal"/>
+    <w:next w:val="Normal"/>
+    <w:link w:val="QuoteChar"/>
+    <w:uiPriority w:val="29"/>
+    <w:qFormat/>
+    <w:rsid w:val="00807C1C"/>
+    <w:pPr>
+      <w:keepLines/>
+      <w:pageBreakBefore/>
+      <w:pBdr>
+        <w:left w:val="single" w:sz="4" w:space="7" w:color="auto"/>
+      </w:pBdr>
+      <w:spacing w:before="120" w:after="120"/>
+      <w:ind w:left="360"/>
+      <w:contextualSpacing/>
+      <w:mirrorIndents/>
+    </w:pPr>
+    <w:rPr>
+      <w:rFonts w:eastAsiaTheme="minorHAnsi"/>
+    </w:rPr>
+  </w:style>
+  <w:style w:type="character" w:customStyle="1" w:styleId="QuoteChar">
+    <w:name w:val="Quote Char"/>
+    <w:basedOn w:val="DefaultParagraphFont"/>
+    <w:link w:val="Quote"/>
+    <w:uiPriority w:val="29"/>
+    <w:rsid w:val="00807C1C"/>
+    <w:rPr>
+      <w:rFonts w:cstheme="minorHAnsi"/>
+      <w:sz w:val="28"/>
+      <w:szCs w:val="28"/>
+    </w:rPr>
+  </w:style>
+  <w:style w:type="paragraph" w:styleId="IntenseQuote">
+    <w:name w:val="Intense Quote"/>
+    <w:basedOn w:val="Quote"/>
+    <w:next w:val="Normal"/>
+    <w:link w:val="IntenseQuoteChar"/>
+    <w:uiPriority w:val="30"/>
+    <w:qFormat/>
+    <w:rsid w:val="00807C1C"/>
+    <w:pPr>
+      <w:pBdr>
+        <w:left w:val="single" w:sz="18" w:space="7" w:color="auto"/>
+      </w:pBdr>
+    </w:pPr>
+    <w:rPr>
+      <w:b/>
+      <w:bCs/>
+    </w:rPr>
+  </w:style>
+  <w:style w:type="character" w:customStyle="1" w:styleId="IntenseQuoteChar">
+    <w:name w:val="Intense Quote Char"/>
+    <w:basedOn w:val="DefaultParagraphFont"/>
+    <w:link w:val="IntenseQuote"/>
+    <w:uiPriority w:val="30"/>
+    <w:rsid w:val="00807C1C"/>
+    <w:rPr>
+      <w:rFonts w:cstheme="minorHAnsi"/>
+      <w:b/>
+      <w:bCs/>
+      <w:sz w:val="28"/>
+      <w:szCs w:val="28"/>
+    </w:rPr>
+  </w:style>
+  <w:style w:type="character" w:styleId="SubtleEmphasis">
+    <w:name w:val="Subtle Emphasis"/>
+    <w:basedOn w:val="Emphasis"/>
+    <w:uiPriority w:val="19"/>
+    <w:qFormat/>
+    <w:rsid w:val="00807C1C"/>
+    <w:rPr>
+      <w:rFonts w:asciiTheme="minorHAnsi" w:hAnsiTheme="minorHAnsi" w:cs="Calibri Light"/>
+      <w:i/>
+      <w:iCs/>
+      <w:color w:val="7F7F7F" w:themeColor="text1" w:themeTint="80"/>
+      <w:sz w:val="28"/>
+      <w:szCs w:val="28"/>
+    </w:rPr>
+  </w:style>
+  <w:style w:type="character" w:styleId="IntenseEmphasis">
+    <w:name w:val="Intense Emphasis"/>
+    <w:basedOn w:val="Emphasis"/>
+    <w:uiPriority w:val="21"/>
+    <w:qFormat/>
+    <w:rsid w:val="00807C1C"/>
+    <w:rPr>
+      <w:rFonts w:asciiTheme="minorHAnsi" w:hAnsiTheme="minorHAnsi" w:cstheme="minorHAnsi"/>
+      <w:b/>
+      <w:bCs/>
+      <w:i/>
+      <w:iCs/>
+      <w:sz w:val="28"/>
+      <w:szCs w:val="28"/>
+    </w:rPr>
+  </w:style>
+  <w:style w:type="character" w:styleId="SubtleReference">
+    <w:name w:val="Subtle Reference"/>
+    <w:uiPriority w:val="31"/>
+    <w:qFormat/>
+    <w:rsid w:val="00807C1C"/>
+    <w:rPr>
+      <w:caps/>
+      <w:color w:val="7F7F7F" w:themeColor="text1" w:themeTint="80"/>
+      <w:sz w:val="22"/>
+      <w:szCs w:val="22"/>
+    </w:rPr>
+  </w:style>
+  <w:style w:type="character" w:styleId="IntenseReference">
+    <w:name w:val="Intense Reference"/>
+    <w:basedOn w:val="SubtleReference"/>
+    <w:uiPriority w:val="32"/>
+    <w:qFormat/>
+    <w:rsid w:val="00807C1C"/>
+    <w:rPr>
+      <w:b/>
+      <w:bCs/>
+      <w:caps/>
+      <w:color w:val="7F7F7F" w:themeColor="text1" w:themeTint="80"/>
+      <w:sz w:val="22"/>
+      <w:szCs w:val="22"/>
+    </w:rPr>
+  </w:style>
+  <w:style w:type="character" w:styleId="BookTitle">
+    <w:name w:val="Book Title"/>
+    <w:basedOn w:val="DefaultParagraphFont"/>
+    <w:uiPriority w:val="33"/>
+    <w:qFormat/>
+    <w:rsid w:val="00807C1C"/>
+    <w:rPr>
+      <w:b/>
+      <w:bCs/>
+      <w:i/>
+      <w:iCs/>
+      <w:spacing w:val="5"/>
+    </w:rPr>
   </w:style>
 </w:styles>
 </file>
 
 <file path=word/theme/theme1.xml><?xml version="1.0" encoding="utf-8"?>
-<a:theme xmlns:a="http://schemas.openxmlformats.org/drawingml/2006/main" xmlns:r="http://schemas.openxmlformats.org/officeDocument/2006/relationships" name="Office Theme">
+<a:theme xmlns:a="http://schemas.openxmlformats.org/drawingml/2006/main" name="Office Theme">
   <a:themeElements>
     <a:clrScheme name="LibreOffice">
       <a:dk1>
         <a:srgbClr val="000000"/>
       </a:dk1>
       <a:lt1>
-        <a:srgbClr val="ffffff"/>
+        <a:srgbClr val="FFFFFF"/>
       </a:lt1>
       <a:dk2>
         <a:srgbClr val="000000"/>
       </a:dk2>
       <a:lt2>
-        <a:srgbClr val="ffffff"/>
+        <a:srgbClr val="FFFFFF"/>
       </a:lt2>
       <a:accent1>
-        <a:srgbClr val="18a303"/>
+        <a:srgbClr val="18A303"/>
       </a:accent1>
       <a:accent2>
-        <a:srgbClr val="0369a3"/>
+        <a:srgbClr val="0369A3"/>
       </a:accent2>
       <a:accent3>
-        <a:srgbClr val="a33e03"/>
+        <a:srgbClr val="A33E03"/>
       </a:accent3>
       <a:accent4>
-        <a:srgbClr val="8e03a3"/>
+        <a:srgbClr val="8E03A3"/>
       </a:accent4>
       <a:accent5>
-        <a:srgbClr val="c99c00"/>
+        <a:srgbClr val="C99C00"/>
       </a:accent5>
       <a:accent6>
-        <a:srgbClr val="c9211e"/>
+        <a:srgbClr val="C9211E"/>
       </a:accent6>
       <a:hlink>
-        <a:srgbClr val="0000ee"/>
+        <a:srgbClr val="0000EE"/>
       </a:hlink>
       <a:folHlink>
-        <a:srgbClr val="551a8b"/>
+        <a:srgbClr val="551A8B"/>
       </a:folHlink>
     </a:clrScheme>
     <a:fontScheme name="Office">
       <a:majorFont>
-        <a:latin typeface="Arial" pitchFamily="0" charset="1"/>
-        <a:ea typeface="DejaVu Sans" pitchFamily="0" charset="1"/>
-        <a:cs typeface="DejaVu Sans" pitchFamily="0" charset="1"/>
+        <a:latin typeface="Arial"/>
+        <a:ea typeface="DejaVu Sans"/>
+        <a:cs typeface="DejaVu Sans"/>
       </a:majorFont>
       <a:minorFont>
-        <a:latin typeface="Arial" pitchFamily="0" charset="1"/>
-        <a:ea typeface="DejaVu Sans" pitchFamily="0" charset="1"/>
-        <a:cs typeface="DejaVu Sans" pitchFamily="0" charset="1"/>
+        <a:latin typeface="Arial"/>
+        <a:ea typeface="DejaVu Sans"/>
+        <a:cs typeface="DejaVu Sans"/>
       </a:minorFont>
     </a:fontScheme>
     <a:fmtScheme>
@@ -856,5 +2135,7 @@
       </a:bgFillStyleLst>
     </a:fmtScheme>
   </a:themeElements>
+  <a:objectDefaults/>
+  <a:extraClrSchemeLst/>
 </a:theme>
 </file>